--- a/SITP/DSA-Notes/M06_Queues_Heaps.docx
+++ b/SITP/DSA-Notes/M06_Queues_Heaps.docx
@@ -60,7 +60,7 @@
         </w:p>
       </w:sdtContent>
     </w:sdt>
-    <w:bookmarkStart w:id="70" w:name="module-6-queues-heaps-intro"/>
+    <w:bookmarkStart w:id="76" w:name="module-6-queues-heaps-intro"/>
     <w:p>
       <w:pPr>
         <w:pStyle w:val="Heading1"/>
@@ -944,16 +944,359 @@
     </w:p>
     <w:bookmarkEnd w:id="20"/>
     <w:bookmarkEnd w:id="21"/>
-    <w:bookmarkStart w:id="29" w:name="circular-queue-ring-buffer"/>
+    <w:bookmarkStart w:id="23" w:name="a-why-bfs-needs-a-queue-the-connection"/>
     <w:p>
       <w:pPr>
         <w:pStyle w:val="Heading2"/>
       </w:pPr>
       <w:r>
+        <w:t xml:space="preserve">6.1a Why BFS Needs a Queue (the connection)</w:t>
+      </w:r>
+    </w:p>
+    <w:p>
+      <w:pPr>
+        <w:pStyle w:val="FirstParagraph"/>
+      </w:pPr>
+      <w:r>
+        <w:rPr>
+          <w:b/>
+          <w:bCs/>
+        </w:rPr>
+        <w:t xml:space="preserve">Breadth-first search</w:t>
+      </w:r>
+      <w:r>
+        <w:t xml:space="preserve"> </w:t>
+      </w:r>
+      <w:r>
+        <w:t xml:space="preserve">(Module 10) explores a graph/tree</w:t>
+      </w:r>
+      <w:r>
+        <w:t xml:space="preserve"> </w:t>
+      </w:r>
+      <w:r>
+        <w:rPr>
+          <w:b/>
+          <w:bCs/>
+        </w:rPr>
+        <w:t xml:space="preserve">level by level</w:t>
+      </w:r>
+      <w:r>
+        <w:t xml:space="preserve">:</w:t>
+      </w:r>
+      <w:r>
+        <w:t xml:space="preserve"> </w:t>
+      </w:r>
+      <w:r>
+        <w:t xml:space="preserve">all nodes at distance 1, then distance 2, and so on. A</w:t>
+      </w:r>
+      <w:r>
+        <w:t xml:space="preserve"> </w:t>
+      </w:r>
+      <w:r>
+        <w:rPr>
+          <w:b/>
+          <w:bCs/>
+        </w:rPr>
+        <w:t xml:space="preserve">queue</w:t>
+      </w:r>
+      <w:r>
+        <w:t xml:space="preserve"> </w:t>
+      </w:r>
+      <w:r>
+        <w:t xml:space="preserve">is what enforces</w:t>
+      </w:r>
+      <w:r>
+        <w:t xml:space="preserve"> </w:t>
+      </w:r>
+      <w:r>
+        <w:t xml:space="preserve">that order — you dequeue a node, then enqueue all its unvisited neighbours to the</w:t>
+      </w:r>
+      <w:r>
+        <w:t xml:space="preserve"> </w:t>
+      </w:r>
+      <w:r>
+        <w:t xml:space="preserve">back, so nearer nodes are always served before farther ones (FIFO).</w:t>
+      </w:r>
+    </w:p>
+    <w:p>
+      <w:pPr>
+        <w:pStyle w:val="SourceCode"/>
+      </w:pPr>
+      <w:r>
+        <w:rPr>
+          <w:rStyle w:val="VerbatimChar"/>
+        </w:rPr>
+        <w:t xml:space="preserve"># BFS skeleton                               Time O(V + E)</w:t>
+      </w:r>
+      <w:r>
+        <w:br/>
+      </w:r>
+      <w:r>
+        <w:rPr>
+          <w:rStyle w:val="VerbatimChar"/>
+        </w:rPr>
+        <w:t xml:space="preserve">queue = [start]; mark start visited</w:t>
+      </w:r>
+      <w:r>
+        <w:br/>
+      </w:r>
+      <w:r>
+        <w:rPr>
+          <w:rStyle w:val="VerbatimChar"/>
+        </w:rPr>
+        <w:t xml:space="preserve">while queue not empty:</w:t>
+      </w:r>
+      <w:r>
+        <w:br/>
+      </w:r>
+      <w:r>
+        <w:rPr>
+          <w:rStyle w:val="VerbatimChar"/>
+        </w:rPr>
+        <w:t xml:space="preserve">    node = dequeue()               # nearest unexpanded node</w:t>
+      </w:r>
+      <w:r>
+        <w:br/>
+      </w:r>
+      <w:r>
+        <w:rPr>
+          <w:rStyle w:val="VerbatimChar"/>
+        </w:rPr>
+        <w:t xml:space="preserve">    for nb in neighbours(node):</w:t>
+      </w:r>
+      <w:r>
+        <w:br/>
+      </w:r>
+      <w:r>
+        <w:rPr>
+          <w:rStyle w:val="VerbatimChar"/>
+        </w:rPr>
+        <w:t xml:space="preserve">        if nb not visited:</w:t>
+      </w:r>
+      <w:r>
+        <w:br/>
+      </w:r>
+      <w:r>
+        <w:rPr>
+          <w:rStyle w:val="VerbatimChar"/>
+        </w:rPr>
+        <w:t xml:space="preserve">            mark visited; enqueue(nb)</w:t>
+      </w:r>
+    </w:p>
+    <w:p>
+      <w:pPr>
+        <w:pStyle w:val="Compact"/>
+        <w:numPr>
+          <w:ilvl w:val="0"/>
+          <w:numId w:val="1003"/>
+        </w:numPr>
+      </w:pPr>
+      <w:r>
+        <w:rPr>
+          <w:b/>
+          <w:bCs/>
+        </w:rPr>
+        <w:t xml:space="preserve">Swap the queue for a stack</w:t>
+      </w:r>
+      <w:r>
+        <w:t xml:space="preserve"> </w:t>
+      </w:r>
+      <w:r>
+        <w:t xml:space="preserve">and you get DFS instead — the</w:t>
+      </w:r>
+      <w:r>
+        <w:t xml:space="preserve"> </w:t>
+      </w:r>
+      <w:r>
+        <w:rPr>
+          <w:i/>
+          <w:iCs/>
+        </w:rPr>
+        <w:t xml:space="preserve">data structure</w:t>
+      </w:r>
+      <w:r>
+        <w:t xml:space="preserve"> </w:t>
+      </w:r>
+      <w:r>
+        <w:t xml:space="preserve">decides the search order. This is the cleanest way to remember the pair:</w:t>
+      </w:r>
+      <w:r>
+        <w:t xml:space="preserve"> </w:t>
+      </w:r>
+      <w:r>
+        <w:rPr>
+          <w:b/>
+          <w:bCs/>
+        </w:rPr>
+        <w:t xml:space="preserve">queue → BFS (FIFO, level order)</w:t>
+      </w:r>
+      <w:r>
+        <w:t xml:space="preserve">,</w:t>
+      </w:r>
+      <w:r>
+        <w:t xml:space="preserve"> </w:t>
+      </w:r>
+      <w:r>
+        <w:rPr>
+          <w:b/>
+          <w:bCs/>
+        </w:rPr>
+        <w:t xml:space="preserve">stack → DFS (LIFO, deep first)</w:t>
+      </w:r>
+      <w:r>
+        <w:t xml:space="preserve">.</w:t>
+      </w:r>
+    </w:p>
+    <w:p>
+      <w:pPr>
+        <w:pStyle w:val="Compact"/>
+        <w:numPr>
+          <w:ilvl w:val="0"/>
+          <w:numId w:val="1003"/>
+        </w:numPr>
+      </w:pPr>
+      <w:r>
+        <w:t xml:space="preserve">Because BFS visits by increasing distance, on an</w:t>
+      </w:r>
+      <w:r>
+        <w:t xml:space="preserve"> </w:t>
+      </w:r>
+      <w:r>
+        <w:rPr>
+          <w:b/>
+          <w:bCs/>
+        </w:rPr>
+        <w:t xml:space="preserve">unweighted</w:t>
+      </w:r>
+      <w:r>
+        <w:t xml:space="preserve"> </w:t>
+      </w:r>
+      <w:r>
+        <w:t xml:space="preserve">graph it finds</w:t>
+      </w:r>
+      <w:r>
+        <w:t xml:space="preserve"> </w:t>
+      </w:r>
+      <w:r>
+        <w:t xml:space="preserve">the</w:t>
+      </w:r>
+      <w:r>
+        <w:t xml:space="preserve"> </w:t>
+      </w:r>
+      <w:r>
+        <w:rPr>
+          <w:b/>
+          <w:bCs/>
+        </w:rPr>
+        <w:t xml:space="preserve">shortest path</w:t>
+      </w:r>
+      <w:r>
+        <w:t xml:space="preserve"> </w:t>
+      </w:r>
+      <w:r>
+        <w:t xml:space="preserve">(fewest edges). (Weighted → Dijkstra, a heap — 6.5.)</w:t>
+      </w:r>
+    </w:p>
+    <w:bookmarkStart w:id="22" w:name="mcqs-1"/>
+    <w:p>
+      <w:pPr>
+        <w:pStyle w:val="Heading3"/>
+      </w:pPr>
+      <w:r>
+        <w:t xml:space="preserve">MCQs</w:t>
+      </w:r>
+    </w:p>
+    <w:p>
+      <w:pPr>
+        <w:pStyle w:val="Compact"/>
+        <w:numPr>
+          <w:ilvl w:val="0"/>
+          <w:numId w:val="1004"/>
+        </w:numPr>
+      </w:pPr>
+      <w:r>
+        <w:t xml:space="preserve">BFS uses which structure, DFS which? →</w:t>
+      </w:r>
+      <w:r>
+        <w:t xml:space="preserve"> </w:t>
+      </w:r>
+      <w:r>
+        <w:rPr>
+          <w:b/>
+          <w:bCs/>
+        </w:rPr>
+        <w:t xml:space="preserve">queue</w:t>
+      </w:r>
+      <w:r>
+        <w:t xml:space="preserve"> </w:t>
+      </w:r>
+      <w:r>
+        <w:t xml:space="preserve">(BFS) vs</w:t>
+      </w:r>
+      <w:r>
+        <w:t xml:space="preserve"> </w:t>
+      </w:r>
+      <w:r>
+        <w:rPr>
+          <w:b/>
+          <w:bCs/>
+        </w:rPr>
+        <w:t xml:space="preserve">stack</w:t>
+      </w:r>
+      <w:r>
+        <w:t xml:space="preserve"> </w:t>
+      </w:r>
+      <w:r>
+        <w:t xml:space="preserve">(DFS).</w:t>
+      </w:r>
+    </w:p>
+    <w:p>
+      <w:pPr>
+        <w:pStyle w:val="Compact"/>
+        <w:numPr>
+          <w:ilvl w:val="0"/>
+          <w:numId w:val="1004"/>
+        </w:numPr>
+      </w:pPr>
+      <w:r>
+        <w:t xml:space="preserve">BFS on an unweighted graph finds? → the</w:t>
+      </w:r>
+      <w:r>
+        <w:t xml:space="preserve"> </w:t>
+      </w:r>
+      <w:r>
+        <w:rPr>
+          <w:b/>
+          <w:bCs/>
+        </w:rPr>
+        <w:t xml:space="preserve">shortest path</w:t>
+      </w:r>
+      <w:r>
+        <w:t xml:space="preserve"> </w:t>
+      </w:r>
+      <w:r>
+        <w:t xml:space="preserve">(fewest edges).</w:t>
+      </w:r>
+    </w:p>
+    <w:p>
+      <w:r>
+        <w:pict>
+          <v:rect style="width:0;height:1.5pt" o:hralign="center" o:hrstd="t" o:hr="t"/>
+        </w:pict>
+      </w:r>
+    </w:p>
+    <w:bookmarkEnd w:id="22"/>
+    <w:bookmarkEnd w:id="23"/>
+    <w:bookmarkStart w:id="32" w:name="circular-queue-ring-buffer"/>
+    <w:p>
+      <w:pPr>
+        <w:pStyle w:val="Heading2"/>
+      </w:pPr>
+      <w:r>
         <w:t xml:space="preserve">6.2 Circular Queue (ring buffer)</w:t>
       </w:r>
     </w:p>
-    <w:bookmarkStart w:id="25" w:name="idea"/>
+    <w:bookmarkStart w:id="27" w:name="idea"/>
     <w:p>
       <w:pPr>
         <w:pStyle w:val="Heading3"/>
@@ -1043,18 +1386,18 @@
           <wp:inline>
             <wp:extent cx="5334000" cy="3547008"/>
             <wp:effectExtent b="0" l="0" r="0" t="0"/>
-            <wp:docPr descr="Circular queue: the rear wraps back to index 0 using modulo, reusing freed slots." title="" id="23" name="Picture"/>
+            <wp:docPr descr="Circular queue: the rear wraps back to index 0 using modulo, reusing freed slots." title="" id="25" name="Picture"/>
             <a:graphic>
               <a:graphicData uri="http://schemas.openxmlformats.org/drawingml/2006/picture">
                 <pic:pic>
                   <pic:nvPicPr>
-                    <pic:cNvPr descr="images/51_circular_queue.png" id="24" name="Picture"/>
+                    <pic:cNvPr descr="images/51_circular_queue.png" id="26" name="Picture"/>
                     <pic:cNvPicPr>
                       <a:picLocks noChangeArrowheads="1" noChangeAspect="1"/>
                     </pic:cNvPicPr>
                   </pic:nvPicPr>
                   <pic:blipFill>
-                    <a:blip r:embed="rId22"/>
+                    <a:blip r:embed="rId24"/>
                     <a:stretch>
                       <a:fillRect/>
                     </a:stretch>
@@ -1141,7 +1484,7 @@
         <w:pStyle w:val="Compact"/>
         <w:numPr>
           <w:ilvl w:val="0"/>
-          <w:numId w:val="1003"/>
+          <w:numId w:val="1005"/>
         </w:numPr>
       </w:pPr>
       <w:r>
@@ -1194,6 +1537,174 @@
         <w:t xml:space="preserve">(or leave one slot empty) to tell them apart. (Classic GATE trap.)</w:t>
       </w:r>
     </w:p>
+    <w:bookmarkEnd w:id="27"/>
+    <w:bookmarkStart w:id="28" w:name="Xfc8e42e4f697e0ea6d02ade29f3d5ba9b0cc265"/>
+    <w:p>
+      <w:pPr>
+        <w:pStyle w:val="Heading3"/>
+      </w:pPr>
+      <w:r>
+        <w:t xml:space="preserve">The</w:t>
+      </w:r>
+      <w:r>
+        <w:t xml:space="preserve"> </w:t>
+      </w:r>
+      <w:r>
+        <w:rPr>
+          <w:rStyle w:val="VerbatimChar"/>
+        </w:rPr>
+        <w:t xml:space="preserve">(rear+1) % n</w:t>
+      </w:r>
+      <w:r>
+        <w:t xml:space="preserve"> </w:t>
+      </w:r>
+      <w:r>
+        <w:t xml:space="preserve">trap — two ways to tell full from empty</w:t>
+      </w:r>
+    </w:p>
+    <w:p>
+      <w:pPr>
+        <w:pStyle w:val="FirstParagraph"/>
+      </w:pPr>
+      <w:r>
+        <w:t xml:space="preserve">The problem: if you use only</w:t>
+      </w:r>
+      <w:r>
+        <w:t xml:space="preserve"> </w:t>
+      </w:r>
+      <w:r>
+        <w:rPr>
+          <w:rStyle w:val="VerbatimChar"/>
+        </w:rPr>
+        <w:t xml:space="preserve">front</w:t>
+      </w:r>
+      <w:r>
+        <w:t xml:space="preserve"> </w:t>
+      </w:r>
+      <w:r>
+        <w:t xml:space="preserve">and</w:t>
+      </w:r>
+      <w:r>
+        <w:t xml:space="preserve"> </w:t>
+      </w:r>
+      <w:r>
+        <w:rPr>
+          <w:rStyle w:val="VerbatimChar"/>
+        </w:rPr>
+        <w:t xml:space="preserve">rear</w:t>
+      </w:r>
+      <w:r>
+        <w:t xml:space="preserve">, then</w:t>
+      </w:r>
+      <w:r>
+        <w:t xml:space="preserve"> </w:t>
+      </w:r>
+      <w:r>
+        <w:rPr>
+          <w:b/>
+          <w:bCs/>
+        </w:rPr>
+        <w:t xml:space="preserve">both</w:t>
+      </w:r>
+      <w:r>
+        <w:t xml:space="preserve"> </w:t>
+      </w:r>
+      <w:r>
+        <w:t xml:space="preserve">an empty queue and</w:t>
+      </w:r>
+      <w:r>
+        <w:t xml:space="preserve"> </w:t>
+      </w:r>
+      <w:r>
+        <w:t xml:space="preserve">a full queue satisfy</w:t>
+      </w:r>
+      <w:r>
+        <w:t xml:space="preserve"> </w:t>
+      </w:r>
+      <w:r>
+        <w:rPr>
+          <w:rStyle w:val="VerbatimChar"/>
+        </w:rPr>
+        <w:t xml:space="preserve">front == rear</w:t>
+      </w:r>
+      <w:r>
+        <w:t xml:space="preserve">. You cannot distinguish them. Two standard</w:t>
+      </w:r>
+      <w:r>
+        <w:t xml:space="preserve"> </w:t>
+      </w:r>
+      <w:r>
+        <w:t xml:space="preserve">fixes:</w:t>
+      </w:r>
+    </w:p>
+    <w:p>
+      <w:pPr>
+        <w:pStyle w:val="SourceCode"/>
+      </w:pPr>
+      <w:r>
+        <w:rPr>
+          <w:rStyle w:val="VerbatimChar"/>
+        </w:rPr>
+        <w:t xml:space="preserve"># Fix 1: keep a size counter (simplest, uses all n slots)</w:t>
+      </w:r>
+      <w:r>
+        <w:br/>
+      </w:r>
+      <w:r>
+        <w:rPr>
+          <w:rStyle w:val="VerbatimChar"/>
+        </w:rPr>
+        <w:t xml:space="preserve">empty:  size == 0</w:t>
+      </w:r>
+      <w:r>
+        <w:br/>
+      </w:r>
+      <w:r>
+        <w:rPr>
+          <w:rStyle w:val="VerbatimChar"/>
+        </w:rPr>
+        <w:t xml:space="preserve">full:   size == capacity</w:t>
+      </w:r>
+      <w:r>
+        <w:br/>
+      </w:r>
+      <w:r>
+        <w:br/>
+      </w:r>
+      <w:r>
+        <w:rPr>
+          <w:rStyle w:val="VerbatimChar"/>
+        </w:rPr>
+        <w:t xml:space="preserve"># Fix 2: sacrifice ONE slot (no counter; classic exam version)</w:t>
+      </w:r>
+      <w:r>
+        <w:br/>
+      </w:r>
+      <w:r>
+        <w:rPr>
+          <w:rStyle w:val="VerbatimChar"/>
+        </w:rPr>
+        <w:t xml:space="preserve">empty:  front == rear</w:t>
+      </w:r>
+      <w:r>
+        <w:br/>
+      </w:r>
+      <w:r>
+        <w:rPr>
+          <w:rStyle w:val="VerbatimChar"/>
+        </w:rPr>
+        <w:t xml:space="preserve">full:   (rear + 1) % capacity == front     # rear is one step behind front</w:t>
+      </w:r>
+      <w:r>
+        <w:br/>
+      </w:r>
+      <w:r>
+        <w:rPr>
+          <w:rStyle w:val="VerbatimChar"/>
+        </w:rPr>
+        <w:t xml:space="preserve">#   -&gt; a table of n slots can hold at most n-1 items in this scheme</w:t>
+      </w:r>
+    </w:p>
     <w:p>
       <w:pPr>
         <w:pStyle w:val="BlockText"/>
@@ -1203,6 +1714,138 @@
           <w:b/>
           <w:bCs/>
         </w:rPr>
+        <w:t xml:space="preserve">The trap in exams:</w:t>
+      </w:r>
+      <w:r>
+        <w:t xml:space="preserve"> </w:t>
+      </w:r>
+      <w:r>
+        <w:t xml:space="preserve">with the</w:t>
+      </w:r>
+      <w:r>
+        <w:t xml:space="preserve"> </w:t>
+      </w:r>
+      <w:r>
+        <w:t xml:space="preserve">“leave one slot empty”</w:t>
+      </w:r>
+      <w:r>
+        <w:t xml:space="preserve"> </w:t>
+      </w:r>
+      <w:r>
+        <w:t xml:space="preserve">scheme, capacity for</w:t>
+      </w:r>
+      <w:r>
+        <w:t xml:space="preserve"> </w:t>
+      </w:r>
+      <w:r>
+        <w:rPr>
+          <w:b/>
+          <w:bCs/>
+        </w:rPr>
+        <w:t xml:space="preserve">n</w:t>
+      </w:r>
+      <w:r>
+        <w:t xml:space="preserve"> </w:t>
+      </w:r>
+      <w:r>
+        <w:t xml:space="preserve">array cells is only</w:t>
+      </w:r>
+      <w:r>
+        <w:t xml:space="preserve"> </w:t>
+      </w:r>
+      <w:r>
+        <w:rPr>
+          <w:b/>
+          <w:bCs/>
+        </w:rPr>
+        <w:t xml:space="preserve">n − 1</w:t>
+      </w:r>
+      <w:r>
+        <w:t xml:space="preserve"> </w:t>
+      </w:r>
+      <w:r>
+        <w:t xml:space="preserve">items. A question that fills all</w:t>
+      </w:r>
+      <w:r>
+        <w:t xml:space="preserve"> </w:t>
+      </w:r>
+      <w:r>
+        <w:rPr>
+          <w:rStyle w:val="VerbatimChar"/>
+        </w:rPr>
+        <w:t xml:space="preserve">n</w:t>
+      </w:r>
+      <w:r>
+        <w:t xml:space="preserve"> </w:t>
+      </w:r>
+      <w:r>
+        <w:t xml:space="preserve">cells</w:t>
+      </w:r>
+      <w:r>
+        <w:t xml:space="preserve"> </w:t>
+      </w:r>
+      <w:r>
+        <w:t xml:space="preserve">and asks</w:t>
+      </w:r>
+      <w:r>
+        <w:t xml:space="preserve"> </w:t>
+      </w:r>
+      <w:r>
+        <w:t xml:space="preserve">“is it full?”</w:t>
+      </w:r>
+      <w:r>
+        <w:t xml:space="preserve"> </w:t>
+      </w:r>
+      <w:r>
+        <w:t xml:space="preserve">is testing whether you remember the wasted slot.</w:t>
+      </w:r>
+    </w:p>
+    <w:p>
+      <w:pPr>
+        <w:pStyle w:val="FirstParagraph"/>
+      </w:pPr>
+      <w:r>
+        <w:t xml:space="preserve">Worked (capacity 4, one-slot-empty scheme):</w:t>
+      </w:r>
+    </w:p>
+    <w:p>
+      <w:pPr>
+        <w:pStyle w:val="SourceCode"/>
+      </w:pPr>
+      <w:r>
+        <w:rPr>
+          <w:rStyle w:val="VerbatimChar"/>
+        </w:rPr>
+        <w:t xml:space="preserve">start: front=0 rear=0 (empty, since front==rear)</w:t>
+      </w:r>
+      <w:r>
+        <w:br/>
+      </w:r>
+      <w:r>
+        <w:rPr>
+          <w:rStyle w:val="VerbatimChar"/>
+        </w:rPr>
+        <w:t xml:space="preserve">enq A: rear=1     enq B: rear=2     enq C: rear=3</w:t>
+      </w:r>
+      <w:r>
+        <w:br/>
+      </w:r>
+      <w:r>
+        <w:rPr>
+          <w:rStyle w:val="VerbatimChar"/>
+        </w:rPr>
+        <w:t xml:space="preserve">now (rear+1)%4 = 0 == front  -&gt; FULL (only 3 items in 4 cells)</w:t>
+      </w:r>
+    </w:p>
+    <w:p>
+      <w:pPr>
+        <w:pStyle w:val="BlockText"/>
+      </w:pPr>
+      <w:r>
+        <w:rPr>
+          <w:b/>
+          <w:bCs/>
+        </w:rPr>
         <w:t xml:space="preserve">Memory hook:</w:t>
       </w:r>
       <w:r>
@@ -1234,8 +1877,8 @@
         <w:t xml:space="preserve">at lane 0.</w:t>
       </w:r>
     </w:p>
-    <w:bookmarkEnd w:id="25"/>
-    <w:bookmarkStart w:id="26" w:name="production-usage"/>
+    <w:bookmarkEnd w:id="28"/>
+    <w:bookmarkStart w:id="29" w:name="production-usage"/>
     <w:p>
       <w:pPr>
         <w:pStyle w:val="Heading3"/>
@@ -1252,8 +1895,8 @@
         <w:t xml:space="preserve">Ring buffers in audio/video streaming, network packet buffers, OS I/O buffers.</w:t>
       </w:r>
     </w:p>
-    <w:bookmarkEnd w:id="26"/>
-    <w:bookmarkStart w:id="27" w:name="mcqs-1"/>
+    <w:bookmarkEnd w:id="29"/>
+    <w:bookmarkStart w:id="30" w:name="mcqs-2"/>
     <w:p>
       <w:pPr>
         <w:pStyle w:val="Heading3"/>
@@ -1267,7 +1910,7 @@
         <w:pStyle w:val="Compact"/>
         <w:numPr>
           <w:ilvl w:val="0"/>
-          <w:numId w:val="1004"/>
+          <w:numId w:val="1006"/>
         </w:numPr>
       </w:pPr>
       <w:r>
@@ -1291,7 +1934,7 @@
         <w:pStyle w:val="Compact"/>
         <w:numPr>
           <w:ilvl w:val="0"/>
-          <w:numId w:val="1004"/>
+          <w:numId w:val="1006"/>
         </w:numPr>
       </w:pPr>
       <w:r>
@@ -1320,8 +1963,8 @@
         <w:t xml:space="preserve">slot empty).</w:t>
       </w:r>
     </w:p>
-    <w:bookmarkEnd w:id="27"/>
-    <w:bookmarkStart w:id="28" w:name="problems"/>
+    <w:bookmarkEnd w:id="30"/>
+    <w:bookmarkStart w:id="31" w:name="problems"/>
     <w:p>
       <w:pPr>
         <w:pStyle w:val="Heading3"/>
@@ -1335,7 +1978,7 @@
         <w:pStyle w:val="Compact"/>
         <w:numPr>
           <w:ilvl w:val="0"/>
-          <w:numId w:val="1005"/>
+          <w:numId w:val="1007"/>
         </w:numPr>
       </w:pPr>
       <w:r>
@@ -1349,9 +1992,9 @@
         </w:pict>
       </w:r>
     </w:p>
-    <w:bookmarkEnd w:id="28"/>
-    <w:bookmarkEnd w:id="29"/>
-    <w:bookmarkStart w:id="37" w:name="deque-double-ended-queue"/>
+    <w:bookmarkEnd w:id="31"/>
+    <w:bookmarkEnd w:id="32"/>
+    <w:bookmarkStart w:id="40" w:name="deque-double-ended-queue"/>
     <w:p>
       <w:pPr>
         <w:pStyle w:val="Heading2"/>
@@ -1360,7 +2003,7 @@
         <w:t xml:space="preserve">6.3 Deque (double-ended queue)</w:t>
       </w:r>
     </w:p>
-    <w:bookmarkStart w:id="33" w:name="idea-1"/>
+    <w:bookmarkStart w:id="36" w:name="idea-1"/>
     <w:p>
       <w:pPr>
         <w:pStyle w:val="Heading3"/>
@@ -1456,18 +2099,18 @@
           <wp:inline>
             <wp:extent cx="5334000" cy="2188614"/>
             <wp:effectExtent b="0" l="0" r="0" t="0"/>
-            <wp:docPr descr="A deque allows push/pop at both the front and the back." title="" id="31" name="Picture"/>
+            <wp:docPr descr="A deque allows push/pop at both the front and the back." title="" id="34" name="Picture"/>
             <a:graphic>
               <a:graphicData uri="http://schemas.openxmlformats.org/drawingml/2006/picture">
                 <pic:pic>
                   <pic:nvPicPr>
-                    <pic:cNvPr descr="images/52_deque.png" id="32" name="Picture"/>
+                    <pic:cNvPr descr="images/52_deque.png" id="35" name="Picture"/>
                     <pic:cNvPicPr>
                       <a:picLocks noChangeArrowheads="1" noChangeAspect="1"/>
                     </pic:cNvPicPr>
                   </pic:nvPicPr>
                   <pic:blipFill>
-                    <a:blip r:embed="rId30"/>
+                    <a:blip r:embed="rId33"/>
                     <a:stretch>
                       <a:fillRect/>
                     </a:stretch>
@@ -1513,252 +2156,14 @@
         <w:t xml:space="preserve">push_front, pop_front, push_back, pop_back   # all O(1)</w:t>
       </w:r>
     </w:p>
-    <w:bookmarkEnd w:id="33"/>
-    <w:bookmarkStart w:id="34" w:name="X1c5a8ee8be3ff1aa24bb9f36b3facb2e743c98d"/>
+    <w:bookmarkEnd w:id="36"/>
+    <w:bookmarkStart w:id="37" w:name="X1c5a8ee8be3ff1aa24bb9f36b3facb2e743c98d"/>
     <w:p>
       <w:pPr>
         <w:pStyle w:val="Heading3"/>
       </w:pPr>
       <w:r>
         <w:t xml:space="preserve">Queue using stacks / stack using queues (classic interview)</w:t>
-      </w:r>
-    </w:p>
-    <w:p>
-      <w:pPr>
-        <w:pStyle w:val="Compact"/>
-        <w:numPr>
-          <w:ilvl w:val="0"/>
-          <w:numId w:val="1006"/>
-        </w:numPr>
-      </w:pPr>
-      <w:r>
-        <w:rPr>
-          <w:b/>
-          <w:bCs/>
-        </w:rPr>
-        <w:t xml:space="preserve">Queue with two stacks:</w:t>
-      </w:r>
-      <w:r>
-        <w:t xml:space="preserve"> </w:t>
-      </w:r>
-      <w:r>
-        <w:t xml:space="preserve">an</w:t>
-      </w:r>
-      <w:r>
-        <w:t xml:space="preserve"> </w:t>
-      </w:r>
-      <w:r>
-        <w:rPr>
-          <w:rStyle w:val="VerbatimChar"/>
-        </w:rPr>
-        <w:t xml:space="preserve">in</w:t>
-      </w:r>
-      <w:r>
-        <w:t xml:space="preserve"> </w:t>
-      </w:r>
-      <w:r>
-        <w:t xml:space="preserve">stack and an</w:t>
-      </w:r>
-      <w:r>
-        <w:t xml:space="preserve"> </w:t>
-      </w:r>
-      <w:r>
-        <w:rPr>
-          <w:rStyle w:val="VerbatimChar"/>
-        </w:rPr>
-        <w:t xml:space="preserve">out</w:t>
-      </w:r>
-      <w:r>
-        <w:t xml:space="preserve"> </w:t>
-      </w:r>
-      <w:r>
-        <w:t xml:space="preserve">stack. Push to</w:t>
-      </w:r>
-      <w:r>
-        <w:t xml:space="preserve"> </w:t>
-      </w:r>
-      <w:r>
-        <w:rPr>
-          <w:rStyle w:val="VerbatimChar"/>
-        </w:rPr>
-        <w:t xml:space="preserve">in</w:t>
-      </w:r>
-      <w:r>
-        <w:t xml:space="preserve">; to</w:t>
-      </w:r>
-      <w:r>
-        <w:t xml:space="preserve"> </w:t>
-      </w:r>
-      <w:r>
-        <w:t xml:space="preserve">pop, if</w:t>
-      </w:r>
-      <w:r>
-        <w:t xml:space="preserve"> </w:t>
-      </w:r>
-      <w:r>
-        <w:rPr>
-          <w:rStyle w:val="VerbatimChar"/>
-        </w:rPr>
-        <w:t xml:space="preserve">out</w:t>
-      </w:r>
-      <w:r>
-        <w:t xml:space="preserve"> </w:t>
-      </w:r>
-      <w:r>
-        <w:t xml:space="preserve">is empty, pour everything from</w:t>
-      </w:r>
-      <w:r>
-        <w:t xml:space="preserve"> </w:t>
-      </w:r>
-      <w:r>
-        <w:rPr>
-          <w:rStyle w:val="VerbatimChar"/>
-        </w:rPr>
-        <w:t xml:space="preserve">in</w:t>
-      </w:r>
-      <w:r>
-        <w:t xml:space="preserve"> </w:t>
-      </w:r>
-      <w:r>
-        <w:t xml:space="preserve">into</w:t>
-      </w:r>
-      <w:r>
-        <w:t xml:space="preserve"> </w:t>
-      </w:r>
-      <w:r>
-        <w:rPr>
-          <w:rStyle w:val="VerbatimChar"/>
-        </w:rPr>
-        <w:t xml:space="preserve">out</w:t>
-      </w:r>
-      <w:r>
-        <w:t xml:space="preserve"> </w:t>
-      </w:r>
-      <w:r>
-        <w:t xml:space="preserve">(reversing order),</w:t>
-      </w:r>
-      <w:r>
-        <w:t xml:space="preserve"> </w:t>
-      </w:r>
-      <w:r>
-        <w:t xml:space="preserve">then pop</w:t>
-      </w:r>
-      <w:r>
-        <w:t xml:space="preserve"> </w:t>
-      </w:r>
-      <w:r>
-        <w:rPr>
-          <w:rStyle w:val="VerbatimChar"/>
-        </w:rPr>
-        <w:t xml:space="preserve">out</w:t>
-      </w:r>
-      <w:r>
-        <w:t xml:space="preserve">.</w:t>
-      </w:r>
-      <w:r>
-        <w:t xml:space="preserve"> </w:t>
-      </w:r>
-      <w:r>
-        <w:rPr>
-          <w:b/>
-          <w:bCs/>
-        </w:rPr>
-        <w:t xml:space="preserve">Amortised O(1)</w:t>
-      </w:r>
-      <w:r>
-        <w:t xml:space="preserve">.</w:t>
-      </w:r>
-    </w:p>
-    <w:p>
-      <w:pPr>
-        <w:pStyle w:val="Compact"/>
-        <w:numPr>
-          <w:ilvl w:val="0"/>
-          <w:numId w:val="1006"/>
-        </w:numPr>
-      </w:pPr>
-      <w:r>
-        <w:rPr>
-          <w:b/>
-          <w:bCs/>
-        </w:rPr>
-        <w:t xml:space="preserve">Stack with two queues:</w:t>
-      </w:r>
-      <w:r>
-        <w:t xml:space="preserve"> </w:t>
-      </w:r>
-      <w:r>
-        <w:t xml:space="preserve">doable but one operation becomes O(n).</w:t>
-      </w:r>
-    </w:p>
-    <w:bookmarkEnd w:id="34"/>
-    <w:bookmarkStart w:id="35" w:name="mcqs-2"/>
-    <w:p>
-      <w:pPr>
-        <w:pStyle w:val="Heading3"/>
-      </w:pPr>
-      <w:r>
-        <w:t xml:space="preserve">MCQs</w:t>
-      </w:r>
-    </w:p>
-    <w:p>
-      <w:pPr>
-        <w:pStyle w:val="Compact"/>
-        <w:numPr>
-          <w:ilvl w:val="0"/>
-          <w:numId w:val="1007"/>
-        </w:numPr>
-      </w:pPr>
-      <w:r>
-        <w:t xml:space="preserve">Deque op cost at both ends? →</w:t>
-      </w:r>
-      <w:r>
-        <w:t xml:space="preserve"> </w:t>
-      </w:r>
-      <w:r>
-        <w:rPr>
-          <w:b/>
-          <w:bCs/>
-        </w:rPr>
-        <w:t xml:space="preserve">O(1)</w:t>
-      </w:r>
-      <w:r>
-        <w:t xml:space="preserve">.</w:t>
-      </w:r>
-    </w:p>
-    <w:p>
-      <w:pPr>
-        <w:pStyle w:val="Compact"/>
-        <w:numPr>
-          <w:ilvl w:val="0"/>
-          <w:numId w:val="1007"/>
-        </w:numPr>
-      </w:pPr>
-      <w:r>
-        <w:t xml:space="preserve">Queue from two stacks pop cost? →</w:t>
-      </w:r>
-      <w:r>
-        <w:t xml:space="preserve"> </w:t>
-      </w:r>
-      <w:r>
-        <w:rPr>
-          <w:b/>
-          <w:bCs/>
-        </w:rPr>
-        <w:t xml:space="preserve">amortised O(1)</w:t>
-      </w:r>
-      <w:r>
-        <w:t xml:space="preserve">.</w:t>
-      </w:r>
-    </w:p>
-    <w:bookmarkEnd w:id="35"/>
-    <w:bookmarkStart w:id="36" w:name="problems-1"/>
-    <w:p>
-      <w:pPr>
-        <w:pStyle w:val="Heading3"/>
-      </w:pPr>
-      <w:r>
-        <w:t xml:space="preserve">Problems</w:t>
       </w:r>
     </w:p>
     <w:p>
@@ -1770,6 +2175,453 @@
         </w:numPr>
       </w:pPr>
       <w:r>
+        <w:rPr>
+          <w:b/>
+          <w:bCs/>
+        </w:rPr>
+        <w:t xml:space="preserve">Queue with two stacks:</w:t>
+      </w:r>
+      <w:r>
+        <w:t xml:space="preserve"> </w:t>
+      </w:r>
+      <w:r>
+        <w:t xml:space="preserve">an</w:t>
+      </w:r>
+      <w:r>
+        <w:t xml:space="preserve"> </w:t>
+      </w:r>
+      <w:r>
+        <w:rPr>
+          <w:rStyle w:val="VerbatimChar"/>
+        </w:rPr>
+        <w:t xml:space="preserve">in</w:t>
+      </w:r>
+      <w:r>
+        <w:t xml:space="preserve"> </w:t>
+      </w:r>
+      <w:r>
+        <w:t xml:space="preserve">stack and an</w:t>
+      </w:r>
+      <w:r>
+        <w:t xml:space="preserve"> </w:t>
+      </w:r>
+      <w:r>
+        <w:rPr>
+          <w:rStyle w:val="VerbatimChar"/>
+        </w:rPr>
+        <w:t xml:space="preserve">out</w:t>
+      </w:r>
+      <w:r>
+        <w:t xml:space="preserve"> </w:t>
+      </w:r>
+      <w:r>
+        <w:t xml:space="preserve">stack. Push to</w:t>
+      </w:r>
+      <w:r>
+        <w:t xml:space="preserve"> </w:t>
+      </w:r>
+      <w:r>
+        <w:rPr>
+          <w:rStyle w:val="VerbatimChar"/>
+        </w:rPr>
+        <w:t xml:space="preserve">in</w:t>
+      </w:r>
+      <w:r>
+        <w:t xml:space="preserve">; to</w:t>
+      </w:r>
+      <w:r>
+        <w:t xml:space="preserve"> </w:t>
+      </w:r>
+      <w:r>
+        <w:t xml:space="preserve">pop, if</w:t>
+      </w:r>
+      <w:r>
+        <w:t xml:space="preserve"> </w:t>
+      </w:r>
+      <w:r>
+        <w:rPr>
+          <w:rStyle w:val="VerbatimChar"/>
+        </w:rPr>
+        <w:t xml:space="preserve">out</w:t>
+      </w:r>
+      <w:r>
+        <w:t xml:space="preserve"> </w:t>
+      </w:r>
+      <w:r>
+        <w:t xml:space="preserve">is empty, pour everything from</w:t>
+      </w:r>
+      <w:r>
+        <w:t xml:space="preserve"> </w:t>
+      </w:r>
+      <w:r>
+        <w:rPr>
+          <w:rStyle w:val="VerbatimChar"/>
+        </w:rPr>
+        <w:t xml:space="preserve">in</w:t>
+      </w:r>
+      <w:r>
+        <w:t xml:space="preserve"> </w:t>
+      </w:r>
+      <w:r>
+        <w:t xml:space="preserve">into</w:t>
+      </w:r>
+      <w:r>
+        <w:t xml:space="preserve"> </w:t>
+      </w:r>
+      <w:r>
+        <w:rPr>
+          <w:rStyle w:val="VerbatimChar"/>
+        </w:rPr>
+        <w:t xml:space="preserve">out</w:t>
+      </w:r>
+      <w:r>
+        <w:t xml:space="preserve"> </w:t>
+      </w:r>
+      <w:r>
+        <w:t xml:space="preserve">(reversing order),</w:t>
+      </w:r>
+      <w:r>
+        <w:t xml:space="preserve"> </w:t>
+      </w:r>
+      <w:r>
+        <w:t xml:space="preserve">then pop</w:t>
+      </w:r>
+      <w:r>
+        <w:t xml:space="preserve"> </w:t>
+      </w:r>
+      <w:r>
+        <w:rPr>
+          <w:rStyle w:val="VerbatimChar"/>
+        </w:rPr>
+        <w:t xml:space="preserve">out</w:t>
+      </w:r>
+      <w:r>
+        <w:t xml:space="preserve">.</w:t>
+      </w:r>
+      <w:r>
+        <w:t xml:space="preserve"> </w:t>
+      </w:r>
+      <w:r>
+        <w:rPr>
+          <w:b/>
+          <w:bCs/>
+        </w:rPr>
+        <w:t xml:space="preserve">Amortised O(1)</w:t>
+      </w:r>
+      <w:r>
+        <w:t xml:space="preserve">.</w:t>
+      </w:r>
+    </w:p>
+    <w:p>
+      <w:pPr>
+        <w:pStyle w:val="Compact"/>
+        <w:numPr>
+          <w:ilvl w:val="0"/>
+          <w:numId w:val="1008"/>
+        </w:numPr>
+      </w:pPr>
+      <w:r>
+        <w:rPr>
+          <w:b/>
+          <w:bCs/>
+        </w:rPr>
+        <w:t xml:space="preserve">Stack with two queues:</w:t>
+      </w:r>
+      <w:r>
+        <w:t xml:space="preserve"> </w:t>
+      </w:r>
+      <w:r>
+        <w:t xml:space="preserve">doable but one operation becomes O(n).</w:t>
+      </w:r>
+    </w:p>
+    <w:p>
+      <w:pPr>
+        <w:pStyle w:val="SourceCode"/>
+      </w:pPr>
+      <w:r>
+        <w:rPr>
+          <w:rStyle w:val="VerbatimChar"/>
+        </w:rPr>
+        <w:t xml:space="preserve"># Queue with two stacks                      enqueue O(1), dequeue amortised O(1)</w:t>
+      </w:r>
+      <w:r>
+        <w:br/>
+      </w:r>
+      <w:r>
+        <w:rPr>
+          <w:rStyle w:val="VerbatimChar"/>
+        </w:rPr>
+        <w:t xml:space="preserve">enqueue(x): in.push(x)</w:t>
+      </w:r>
+      <w:r>
+        <w:br/>
+      </w:r>
+      <w:r>
+        <w:rPr>
+          <w:rStyle w:val="VerbatimChar"/>
+        </w:rPr>
+        <w:t xml:space="preserve">dequeue():  if out is empty:</w:t>
+      </w:r>
+      <w:r>
+        <w:br/>
+      </w:r>
+      <w:r>
+        <w:rPr>
+          <w:rStyle w:val="VerbatimChar"/>
+        </w:rPr>
+        <w:t xml:space="preserve">                while in not empty: out.push(in.pop())   # reverse order once</w:t>
+      </w:r>
+      <w:r>
+        <w:br/>
+      </w:r>
+      <w:r>
+        <w:rPr>
+          <w:rStyle w:val="VerbatimChar"/>
+        </w:rPr>
+        <w:t xml:space="preserve">            return out.pop()</w:t>
+      </w:r>
+      <w:r>
+        <w:br/>
+      </w:r>
+      <w:r>
+        <w:rPr>
+          <w:rStyle w:val="VerbatimChar"/>
+        </w:rPr>
+        <w:t xml:space="preserve">peek():     same as dequeue but return out.top without popping</w:t>
+      </w:r>
+    </w:p>
+    <w:p>
+      <w:pPr>
+        <w:pStyle w:val="FirstParagraph"/>
+      </w:pPr>
+      <w:r>
+        <w:rPr>
+          <w:b/>
+          <w:bCs/>
+        </w:rPr>
+        <w:t xml:space="preserve">Why amortised O(1):</w:t>
+      </w:r>
+      <w:r>
+        <w:t xml:space="preserve"> </w:t>
+      </w:r>
+      <w:r>
+        <w:t xml:space="preserve">each element is moved from</w:t>
+      </w:r>
+      <w:r>
+        <w:t xml:space="preserve"> </w:t>
+      </w:r>
+      <w:r>
+        <w:rPr>
+          <w:rStyle w:val="VerbatimChar"/>
+        </w:rPr>
+        <w:t xml:space="preserve">in</w:t>
+      </w:r>
+      <w:r>
+        <w:t xml:space="preserve"> </w:t>
+      </w:r>
+      <w:r>
+        <w:t xml:space="preserve">to</w:t>
+      </w:r>
+      <w:r>
+        <w:t xml:space="preserve"> </w:t>
+      </w:r>
+      <w:r>
+        <w:rPr>
+          <w:rStyle w:val="VerbatimChar"/>
+        </w:rPr>
+        <w:t xml:space="preserve">out</w:t>
+      </w:r>
+      <w:r>
+        <w:t xml:space="preserve"> </w:t>
+      </w:r>
+      <w:r>
+        <w:rPr>
+          <w:b/>
+          <w:bCs/>
+        </w:rPr>
+        <w:t xml:space="preserve">at most once</w:t>
+      </w:r>
+      <w:r>
+        <w:t xml:space="preserve"> </w:t>
+      </w:r>
+      <w:r>
+        <w:t xml:space="preserve">in its lifetime. So across</w:t>
+      </w:r>
+      <w:r>
+        <w:t xml:space="preserve"> </w:t>
+      </w:r>
+      <w:r>
+        <w:rPr>
+          <w:rStyle w:val="VerbatimChar"/>
+        </w:rPr>
+        <w:t xml:space="preserve">n</w:t>
+      </w:r>
+      <w:r>
+        <w:t xml:space="preserve"> </w:t>
+      </w:r>
+      <w:r>
+        <w:t xml:space="preserve">operations the total moving work is O(n) →</w:t>
+      </w:r>
+      <w:r>
+        <w:t xml:space="preserve"> </w:t>
+      </w:r>
+      <w:r>
+        <w:rPr>
+          <w:b/>
+          <w:bCs/>
+        </w:rPr>
+        <w:t xml:space="preserve">O(1)</w:t>
+      </w:r>
+      <w:r>
+        <w:rPr>
+          <w:b/>
+          <w:bCs/>
+        </w:rPr>
+        <w:t xml:space="preserve"> </w:t>
+      </w:r>
+      <w:r>
+        <w:rPr>
+          <w:b/>
+          <w:bCs/>
+        </w:rPr>
+        <w:t xml:space="preserve">per operation on average</w:t>
+      </w:r>
+      <w:r>
+        <w:t xml:space="preserve">, even though a single dequeue that triggers a transfer</w:t>
+      </w:r>
+      <w:r>
+        <w:t xml:space="preserve"> </w:t>
+      </w:r>
+      <w:r>
+        <w:t xml:space="preserve">looks O(n). (Same amortised idea as dynamic-array doubling, Module 2.)</w:t>
+      </w:r>
+    </w:p>
+    <w:p>
+      <w:pPr>
+        <w:pStyle w:val="SourceCode"/>
+      </w:pPr>
+      <w:r>
+        <w:rPr>
+          <w:rStyle w:val="VerbatimChar"/>
+        </w:rPr>
+        <w:t xml:space="preserve"># Worked: enqueue 1,2,3 then dequeue twice</w:t>
+      </w:r>
+      <w:r>
+        <w:br/>
+      </w:r>
+      <w:r>
+        <w:rPr>
+          <w:rStyle w:val="VerbatimChar"/>
+        </w:rPr>
+        <w:t xml:space="preserve">enqueue 1,2,3 -&gt;  in=[1,2,3]   out=[]</w:t>
+      </w:r>
+      <w:r>
+        <w:br/>
+      </w:r>
+      <w:r>
+        <w:rPr>
+          <w:rStyle w:val="VerbatimChar"/>
+        </w:rPr>
+        <w:t xml:space="preserve">dequeue -&gt; out empty, pour: out=[3,2,1] (1 on top); pop 1   -&gt; returns 1</w:t>
+      </w:r>
+      <w:r>
+        <w:br/>
+      </w:r>
+      <w:r>
+        <w:rPr>
+          <w:rStyle w:val="VerbatimChar"/>
+        </w:rPr>
+        <w:t xml:space="preserve">dequeue -&gt; out=[3,2] not empty; pop 2                       -&gt; returns 2</w:t>
+      </w:r>
+      <w:r>
+        <w:br/>
+      </w:r>
+      <w:r>
+        <w:rPr>
+          <w:rStyle w:val="VerbatimChar"/>
+        </w:rPr>
+        <w:t xml:space="preserve"># note: two dequeues in a row are cheap because 'out' is already prepared</w:t>
+      </w:r>
+    </w:p>
+    <w:bookmarkEnd w:id="37"/>
+    <w:bookmarkStart w:id="38" w:name="mcqs-3"/>
+    <w:p>
+      <w:pPr>
+        <w:pStyle w:val="Heading3"/>
+      </w:pPr>
+      <w:r>
+        <w:t xml:space="preserve">MCQs</w:t>
+      </w:r>
+    </w:p>
+    <w:p>
+      <w:pPr>
+        <w:pStyle w:val="Compact"/>
+        <w:numPr>
+          <w:ilvl w:val="0"/>
+          <w:numId w:val="1009"/>
+        </w:numPr>
+      </w:pPr>
+      <w:r>
+        <w:t xml:space="preserve">Deque op cost at both ends? →</w:t>
+      </w:r>
+      <w:r>
+        <w:t xml:space="preserve"> </w:t>
+      </w:r>
+      <w:r>
+        <w:rPr>
+          <w:b/>
+          <w:bCs/>
+        </w:rPr>
+        <w:t xml:space="preserve">O(1)</w:t>
+      </w:r>
+      <w:r>
+        <w:t xml:space="preserve">.</w:t>
+      </w:r>
+    </w:p>
+    <w:p>
+      <w:pPr>
+        <w:pStyle w:val="Compact"/>
+        <w:numPr>
+          <w:ilvl w:val="0"/>
+          <w:numId w:val="1009"/>
+        </w:numPr>
+      </w:pPr>
+      <w:r>
+        <w:t xml:space="preserve">Queue from two stacks pop cost? →</w:t>
+      </w:r>
+      <w:r>
+        <w:t xml:space="preserve"> </w:t>
+      </w:r>
+      <w:r>
+        <w:rPr>
+          <w:b/>
+          <w:bCs/>
+        </w:rPr>
+        <w:t xml:space="preserve">amortised O(1)</w:t>
+      </w:r>
+      <w:r>
+        <w:t xml:space="preserve">.</w:t>
+      </w:r>
+    </w:p>
+    <w:bookmarkEnd w:id="38"/>
+    <w:bookmarkStart w:id="39" w:name="problems-1"/>
+    <w:p>
+      <w:pPr>
+        <w:pStyle w:val="Heading3"/>
+      </w:pPr>
+      <w:r>
+        <w:t xml:space="preserve">Problems</w:t>
+      </w:r>
+    </w:p>
+    <w:p>
+      <w:pPr>
+        <w:pStyle w:val="Compact"/>
+        <w:numPr>
+          <w:ilvl w:val="0"/>
+          <w:numId w:val="1010"/>
+        </w:numPr>
+      </w:pPr>
+      <w:r>
         <w:t xml:space="preserve">Implement Queue using Stacks (LC 232); Implement Stack using Queues (LC 225);</w:t>
       </w:r>
       <w:r>
@@ -1786,9 +2638,9 @@
         </w:pict>
       </w:r>
     </w:p>
-    <w:bookmarkEnd w:id="36"/>
-    <w:bookmarkEnd w:id="37"/>
-    <w:bookmarkStart w:id="45" w:name="monotonic-queue-sliding-window-maximum"/>
+    <w:bookmarkEnd w:id="39"/>
+    <w:bookmarkEnd w:id="40"/>
+    <w:bookmarkStart w:id="48" w:name="monotonic-queue-sliding-window-maximum"/>
     <w:p>
       <w:pPr>
         <w:pStyle w:val="Heading2"/>
@@ -1797,7 +2649,7 @@
         <w:t xml:space="preserve">6.4 Monotonic Queue → Sliding Window Maximum</w:t>
       </w:r>
     </w:p>
-    <w:bookmarkStart w:id="38" w:name="problem"/>
+    <w:bookmarkStart w:id="41" w:name="problem"/>
     <w:p>
       <w:pPr>
         <w:pStyle w:val="Heading3"/>
@@ -1870,8 +2722,8 @@
         <w:t xml:space="preserve">because when the max leaves the window, you need the next-best instantly.)</w:t>
       </w:r>
     </w:p>
-    <w:bookmarkEnd w:id="38"/>
-    <w:bookmarkStart w:id="42" w:name="idea-2"/>
+    <w:bookmarkEnd w:id="41"/>
+    <w:bookmarkStart w:id="45" w:name="idea-2"/>
     <w:p>
       <w:pPr>
         <w:pStyle w:val="Heading3"/>
@@ -2000,18 +2852,18 @@
           <wp:inline>
             <wp:extent cx="5334000" cy="2781463"/>
             <wp:effectExtent b="0" l="0" r="0" t="0"/>
-            <wp:docPr descr="Sliding window maximum: a decreasing deque keeps the window max at its front; weaker values are popped from the back." title="" id="40" name="Picture"/>
+            <wp:docPr descr="Sliding window maximum: a decreasing deque keeps the window max at its front; weaker values are popped from the back." title="" id="43" name="Picture"/>
             <a:graphic>
               <a:graphicData uri="http://schemas.openxmlformats.org/drawingml/2006/picture">
                 <pic:pic>
                   <pic:nvPicPr>
-                    <pic:cNvPr descr="images/53_monotonic_queue.png" id="41" name="Picture"/>
+                    <pic:cNvPr descr="images/53_monotonic_queue.png" id="44" name="Picture"/>
                     <pic:cNvPicPr>
                       <a:picLocks noChangeArrowheads="1" noChangeAspect="1"/>
                     </pic:cNvPicPr>
                   </pic:nvPicPr>
                   <pic:blipFill>
-                    <a:blip r:embed="rId39"/>
+                    <a:blip r:embed="rId42"/>
                     <a:stretch>
                       <a:fillRect/>
                     </a:stretch>
@@ -2137,241 +2989,71 @@
         <w:pStyle w:val="Compact"/>
         <w:numPr>
           <w:ilvl w:val="0"/>
-          <w:numId w:val="1009"/>
-        </w:numPr>
-      </w:pPr>
-      <w:r>
-        <w:rPr>
-          <w:b/>
-          <w:bCs/>
-        </w:rPr>
-        <w:t xml:space="preserve">Why O(n):</w:t>
-      </w:r>
-      <w:r>
-        <w:t xml:space="preserve"> </w:t>
-      </w:r>
-      <w:r>
-        <w:t xml:space="preserve">each index is pushed once and popped once.</w:t>
-      </w:r>
-    </w:p>
-    <w:p>
-      <w:pPr>
-        <w:pStyle w:val="BlockText"/>
-      </w:pPr>
-      <w:r>
-        <w:rPr>
-          <w:b/>
-          <w:bCs/>
-        </w:rPr>
-        <w:t xml:space="preserve">Memory hook:</w:t>
-      </w:r>
-      <w:r>
-        <w:t xml:space="preserve"> </w:t>
-      </w:r>
-      <w:r>
-        <w:t xml:space="preserve">a</w:t>
-      </w:r>
-      <w:r>
-        <w:t xml:space="preserve"> </w:t>
-      </w:r>
-      <w:r>
-        <w:rPr>
-          <w:b/>
-          <w:bCs/>
-        </w:rPr>
-        <w:t xml:space="preserve">VIP line</w:t>
-      </w:r>
-      <w:r>
-        <w:t xml:space="preserve"> </w:t>
-      </w:r>
-      <w:r>
-        <w:t xml:space="preserve">— when a stronger person arrives, everyone</w:t>
-      </w:r>
-      <w:r>
-        <w:t xml:space="preserve"> </w:t>
-      </w:r>
-      <w:r>
-        <w:t xml:space="preserve">weaker standing behind is sent away; the strongest is always at the front.</w:t>
-      </w:r>
-    </w:p>
-    <w:bookmarkEnd w:id="42"/>
-    <w:bookmarkStart w:id="43" w:name="mcqs-3"/>
-    <w:p>
-      <w:pPr>
-        <w:pStyle w:val="Heading3"/>
-      </w:pPr>
-      <w:r>
-        <w:t xml:space="preserve">MCQs</w:t>
-      </w:r>
-    </w:p>
-    <w:p>
-      <w:pPr>
-        <w:pStyle w:val="Compact"/>
-        <w:numPr>
-          <w:ilvl w:val="0"/>
-          <w:numId w:val="1010"/>
-        </w:numPr>
-      </w:pPr>
-      <w:r>
-        <w:t xml:space="preserve">Sliding-window-maximum optimal time? →</w:t>
-      </w:r>
-      <w:r>
-        <w:t xml:space="preserve"> </w:t>
-      </w:r>
-      <w:r>
-        <w:rPr>
-          <w:b/>
-          <w:bCs/>
-        </w:rPr>
-        <w:t xml:space="preserve">O(n)</w:t>
-      </w:r>
-      <w:r>
-        <w:t xml:space="preserve"> </w:t>
-      </w:r>
-      <w:r>
-        <w:t xml:space="preserve">with a monotonic deque.</w:t>
-      </w:r>
-    </w:p>
-    <w:p>
-      <w:pPr>
-        <w:pStyle w:val="Compact"/>
-        <w:numPr>
-          <w:ilvl w:val="0"/>
-          <w:numId w:val="1010"/>
-        </w:numPr>
-      </w:pPr>
-      <w:r>
-        <w:t xml:space="preserve">The deque keeps values in what order? →</w:t>
-      </w:r>
-      <w:r>
-        <w:t xml:space="preserve"> </w:t>
-      </w:r>
-      <w:r>
-        <w:rPr>
-          <w:b/>
-          <w:bCs/>
-        </w:rPr>
-        <w:t xml:space="preserve">decreasing</w:t>
-      </w:r>
-      <w:r>
-        <w:t xml:space="preserve"> </w:t>
-      </w:r>
-      <w:r>
-        <w:t xml:space="preserve">(front = max).</w:t>
-      </w:r>
-    </w:p>
-    <w:bookmarkEnd w:id="43"/>
-    <w:bookmarkStart w:id="44" w:name="problems-2"/>
-    <w:p>
-      <w:pPr>
-        <w:pStyle w:val="Heading3"/>
-      </w:pPr>
-      <w:r>
-        <w:t xml:space="preserve">Problems</w:t>
-      </w:r>
-    </w:p>
-    <w:p>
-      <w:pPr>
-        <w:pStyle w:val="Compact"/>
-        <w:numPr>
-          <w:ilvl w:val="0"/>
           <w:numId w:val="1011"/>
         </w:numPr>
       </w:pPr>
       <w:r>
-        <w:t xml:space="preserve">Sliding Window Maximum (LC 239); Shortest Subarray with Sum ≥ K (LC 862, hard);</w:t>
-      </w:r>
-      <w:r>
-        <w:t xml:space="preserve"> </w:t>
-      </w:r>
-      <w:r>
-        <w:t xml:space="preserve">Jump Game VI (LC 1696).</w:t>
-      </w:r>
-    </w:p>
-    <w:p>
-      <w:r>
-        <w:pict>
-          <v:rect style="width:0;height:1.5pt" o:hralign="center" o:hrstd="t" o:hr="t"/>
-        </w:pict>
-      </w:r>
-    </w:p>
-    <w:bookmarkEnd w:id="44"/>
+        <w:rPr>
+          <w:b/>
+          <w:bCs/>
+        </w:rPr>
+        <w:t xml:space="preserve">Why O(n):</w:t>
+      </w:r>
+      <w:r>
+        <w:t xml:space="preserve"> </w:t>
+      </w:r>
+      <w:r>
+        <w:t xml:space="preserve">each index is pushed once and popped once.</w:t>
+      </w:r>
+    </w:p>
+    <w:p>
+      <w:pPr>
+        <w:pStyle w:val="BlockText"/>
+      </w:pPr>
+      <w:r>
+        <w:rPr>
+          <w:b/>
+          <w:bCs/>
+        </w:rPr>
+        <w:t xml:space="preserve">Memory hook:</w:t>
+      </w:r>
+      <w:r>
+        <w:t xml:space="preserve"> </w:t>
+      </w:r>
+      <w:r>
+        <w:t xml:space="preserve">a</w:t>
+      </w:r>
+      <w:r>
+        <w:t xml:space="preserve"> </w:t>
+      </w:r>
+      <w:r>
+        <w:rPr>
+          <w:b/>
+          <w:bCs/>
+        </w:rPr>
+        <w:t xml:space="preserve">VIP line</w:t>
+      </w:r>
+      <w:r>
+        <w:t xml:space="preserve"> </w:t>
+      </w:r>
+      <w:r>
+        <w:t xml:space="preserve">— when a stronger person arrives, everyone</w:t>
+      </w:r>
+      <w:r>
+        <w:t xml:space="preserve"> </w:t>
+      </w:r>
+      <w:r>
+        <w:t xml:space="preserve">weaker standing behind is sent away; the strongest is always at the front.</w:t>
+      </w:r>
+    </w:p>
     <w:bookmarkEnd w:id="45"/>
-    <w:bookmarkStart w:id="57" w:name="priority-queue-binary-heap"/>
-    <w:p>
-      <w:pPr>
-        <w:pStyle w:val="Heading2"/>
-      </w:pPr>
-      <w:r>
-        <w:t xml:space="preserve">6.5 Priority Queue &amp; Binary Heap</w:t>
-      </w:r>
-    </w:p>
-    <w:bookmarkStart w:id="49" w:name="what-a-heap-is"/>
+    <w:bookmarkStart w:id="46" w:name="mcqs-4"/>
     <w:p>
       <w:pPr>
         <w:pStyle w:val="Heading3"/>
       </w:pPr>
       <w:r>
-        <w:t xml:space="preserve">What a heap is</w:t>
-      </w:r>
-    </w:p>
-    <w:p>
-      <w:pPr>
-        <w:pStyle w:val="FirstParagraph"/>
-      </w:pPr>
-      <w:r>
-        <w:t xml:space="preserve">A</w:t>
-      </w:r>
-      <w:r>
-        <w:t xml:space="preserve"> </w:t>
-      </w:r>
-      <w:r>
-        <w:rPr>
-          <w:b/>
-          <w:bCs/>
-        </w:rPr>
-        <w:t xml:space="preserve">heap</w:t>
-      </w:r>
-      <w:r>
-        <w:t xml:space="preserve"> </w:t>
-      </w:r>
-      <w:r>
-        <w:t xml:space="preserve">is a</w:t>
-      </w:r>
-      <w:r>
-        <w:t xml:space="preserve"> </w:t>
-      </w:r>
-      <w:r>
-        <w:rPr>
-          <w:b/>
-          <w:bCs/>
-        </w:rPr>
-        <w:t xml:space="preserve">complete binary tree</w:t>
-      </w:r>
-      <w:r>
-        <w:t xml:space="preserve"> </w:t>
-      </w:r>
-      <w:r>
-        <w:t xml:space="preserve">(filled level by level, left to right)</w:t>
-      </w:r>
-      <w:r>
-        <w:t xml:space="preserve"> </w:t>
-      </w:r>
-      <w:r>
-        <w:t xml:space="preserve">with the</w:t>
-      </w:r>
-      <w:r>
-        <w:t xml:space="preserve"> </w:t>
-      </w:r>
-      <w:r>
-        <w:rPr>
-          <w:b/>
-          <w:bCs/>
-        </w:rPr>
-        <w:t xml:space="preserve">heap property</w:t>
-      </w:r>
-      <w:r>
-        <w:t xml:space="preserve">:</w:t>
+        <w:t xml:space="preserve">MCQs</w:t>
       </w:r>
     </w:p>
     <w:p>
@@ -2383,33 +3065,23 @@
         </w:numPr>
       </w:pPr>
       <w:r>
-        <w:rPr>
-          <w:b/>
-          <w:bCs/>
-        </w:rPr>
-        <w:t xml:space="preserve">Min-heap:</w:t>
-      </w:r>
-      <w:r>
-        <w:t xml:space="preserve"> </w:t>
-      </w:r>
-      <w:r>
-        <w:t xml:space="preserve">every parent ≤ its children → the</w:t>
-      </w:r>
-      <w:r>
-        <w:t xml:space="preserve"> </w:t>
-      </w:r>
-      <w:r>
-        <w:rPr>
-          <w:b/>
-          <w:bCs/>
-        </w:rPr>
-        <w:t xml:space="preserve">smallest</w:t>
-      </w:r>
-      <w:r>
-        <w:t xml:space="preserve"> </w:t>
-      </w:r>
-      <w:r>
-        <w:t xml:space="preserve">is at the root.</w:t>
+        <w:t xml:space="preserve">Sliding-window-maximum optimal time? →</w:t>
+      </w:r>
+      <w:r>
+        <w:t xml:space="preserve"> </w:t>
+      </w:r>
+      <w:r>
+        <w:rPr>
+          <w:b/>
+          <w:bCs/>
+        </w:rPr>
+        <w:t xml:space="preserve">O(n)</w:t>
+      </w:r>
+      <w:r>
+        <w:t xml:space="preserve"> </w:t>
+      </w:r>
+      <w:r>
+        <w:t xml:space="preserve">with a monotonic deque.</w:t>
       </w:r>
     </w:p>
     <w:p>
@@ -2421,6 +3093,186 @@
         </w:numPr>
       </w:pPr>
       <w:r>
+        <w:t xml:space="preserve">The deque keeps values in what order? →</w:t>
+      </w:r>
+      <w:r>
+        <w:t xml:space="preserve"> </w:t>
+      </w:r>
+      <w:r>
+        <w:rPr>
+          <w:b/>
+          <w:bCs/>
+        </w:rPr>
+        <w:t xml:space="preserve">decreasing</w:t>
+      </w:r>
+      <w:r>
+        <w:t xml:space="preserve"> </w:t>
+      </w:r>
+      <w:r>
+        <w:t xml:space="preserve">(front = max).</w:t>
+      </w:r>
+    </w:p>
+    <w:bookmarkEnd w:id="46"/>
+    <w:bookmarkStart w:id="47" w:name="problems-2"/>
+    <w:p>
+      <w:pPr>
+        <w:pStyle w:val="Heading3"/>
+      </w:pPr>
+      <w:r>
+        <w:t xml:space="preserve">Problems</w:t>
+      </w:r>
+    </w:p>
+    <w:p>
+      <w:pPr>
+        <w:pStyle w:val="Compact"/>
+        <w:numPr>
+          <w:ilvl w:val="0"/>
+          <w:numId w:val="1013"/>
+        </w:numPr>
+      </w:pPr>
+      <w:r>
+        <w:t xml:space="preserve">Sliding Window Maximum (LC 239); Shortest Subarray with Sum ≥ K (LC 862, hard);</w:t>
+      </w:r>
+      <w:r>
+        <w:t xml:space="preserve"> </w:t>
+      </w:r>
+      <w:r>
+        <w:t xml:space="preserve">Jump Game VI (LC 1696).</w:t>
+      </w:r>
+    </w:p>
+    <w:p>
+      <w:r>
+        <w:pict>
+          <v:rect style="width:0;height:1.5pt" o:hralign="center" o:hrstd="t" o:hr="t"/>
+        </w:pict>
+      </w:r>
+    </w:p>
+    <w:bookmarkEnd w:id="47"/>
+    <w:bookmarkEnd w:id="48"/>
+    <w:bookmarkStart w:id="62" w:name="priority-queue-binary-heap"/>
+    <w:p>
+      <w:pPr>
+        <w:pStyle w:val="Heading2"/>
+      </w:pPr>
+      <w:r>
+        <w:t xml:space="preserve">6.5 Priority Queue &amp; Binary Heap</w:t>
+      </w:r>
+    </w:p>
+    <w:bookmarkStart w:id="52" w:name="what-a-heap-is"/>
+    <w:p>
+      <w:pPr>
+        <w:pStyle w:val="Heading3"/>
+      </w:pPr>
+      <w:r>
+        <w:t xml:space="preserve">What a heap is</w:t>
+      </w:r>
+    </w:p>
+    <w:p>
+      <w:pPr>
+        <w:pStyle w:val="FirstParagraph"/>
+      </w:pPr>
+      <w:r>
+        <w:t xml:space="preserve">A</w:t>
+      </w:r>
+      <w:r>
+        <w:t xml:space="preserve"> </w:t>
+      </w:r>
+      <w:r>
+        <w:rPr>
+          <w:b/>
+          <w:bCs/>
+        </w:rPr>
+        <w:t xml:space="preserve">heap</w:t>
+      </w:r>
+      <w:r>
+        <w:t xml:space="preserve"> </w:t>
+      </w:r>
+      <w:r>
+        <w:t xml:space="preserve">is a</w:t>
+      </w:r>
+      <w:r>
+        <w:t xml:space="preserve"> </w:t>
+      </w:r>
+      <w:r>
+        <w:rPr>
+          <w:b/>
+          <w:bCs/>
+        </w:rPr>
+        <w:t xml:space="preserve">complete binary tree</w:t>
+      </w:r>
+      <w:r>
+        <w:t xml:space="preserve"> </w:t>
+      </w:r>
+      <w:r>
+        <w:t xml:space="preserve">(filled level by level, left to right)</w:t>
+      </w:r>
+      <w:r>
+        <w:t xml:space="preserve"> </w:t>
+      </w:r>
+      <w:r>
+        <w:t xml:space="preserve">with the</w:t>
+      </w:r>
+      <w:r>
+        <w:t xml:space="preserve"> </w:t>
+      </w:r>
+      <w:r>
+        <w:rPr>
+          <w:b/>
+          <w:bCs/>
+        </w:rPr>
+        <w:t xml:space="preserve">heap property</w:t>
+      </w:r>
+      <w:r>
+        <w:t xml:space="preserve">:</w:t>
+      </w:r>
+    </w:p>
+    <w:p>
+      <w:pPr>
+        <w:pStyle w:val="Compact"/>
+        <w:numPr>
+          <w:ilvl w:val="0"/>
+          <w:numId w:val="1014"/>
+        </w:numPr>
+      </w:pPr>
+      <w:r>
+        <w:rPr>
+          <w:b/>
+          <w:bCs/>
+        </w:rPr>
+        <w:t xml:space="preserve">Min-heap:</w:t>
+      </w:r>
+      <w:r>
+        <w:t xml:space="preserve"> </w:t>
+      </w:r>
+      <w:r>
+        <w:t xml:space="preserve">every parent ≤ its children → the</w:t>
+      </w:r>
+      <w:r>
+        <w:t xml:space="preserve"> </w:t>
+      </w:r>
+      <w:r>
+        <w:rPr>
+          <w:b/>
+          <w:bCs/>
+        </w:rPr>
+        <w:t xml:space="preserve">smallest</w:t>
+      </w:r>
+      <w:r>
+        <w:t xml:space="preserve"> </w:t>
+      </w:r>
+      <w:r>
+        <w:t xml:space="preserve">is at the root.</w:t>
+      </w:r>
+    </w:p>
+    <w:p>
+      <w:pPr>
+        <w:pStyle w:val="Compact"/>
+        <w:numPr>
+          <w:ilvl w:val="0"/>
+          <w:numId w:val="1014"/>
+        </w:numPr>
+      </w:pPr>
+      <w:r>
         <w:rPr>
           <w:b/>
           <w:bCs/>
@@ -2534,18 +3386,18 @@
           <wp:inline>
             <wp:extent cx="5334000" cy="3124854"/>
             <wp:effectExtent b="0" l="0" r="0" t="0"/>
-            <wp:docPr descr="A min-heap is a complete tree where every parent is ≤ its children; stored compactly as an array." title="" id="47" name="Picture"/>
+            <wp:docPr descr="A min-heap is a complete tree where every parent is ≤ its children; stored compactly as an array." title="" id="50" name="Picture"/>
             <a:graphic>
               <a:graphicData uri="http://schemas.openxmlformats.org/drawingml/2006/picture">
                 <pic:pic>
                   <pic:nvPicPr>
-                    <pic:cNvPr descr="images/54_heap.png" id="48" name="Picture"/>
+                    <pic:cNvPr descr="images/54_heap.png" id="51" name="Picture"/>
                     <pic:cNvPicPr>
                       <a:picLocks noChangeArrowheads="1" noChangeAspect="1"/>
                     </pic:cNvPicPr>
                   </pic:nvPicPr>
                   <pic:blipFill>
-                    <a:blip r:embed="rId46"/>
+                    <a:blip r:embed="rId49"/>
                     <a:stretch>
                       <a:fillRect/>
                     </a:stretch>
@@ -2580,8 +3432,8 @@
         <w:t xml:space="preserve">A min-heap is a complete tree where every parent is ≤ its children; stored compactly as an array.</w:t>
       </w:r>
     </w:p>
-    <w:bookmarkEnd w:id="49"/>
-    <w:bookmarkStart w:id="50" w:name="stored-as-an-array-no-pointers"/>
+    <w:bookmarkEnd w:id="52"/>
+    <w:bookmarkStart w:id="53" w:name="stored-as-an-array-no-pointers"/>
     <w:p>
       <w:pPr>
         <w:pStyle w:val="Heading3"/>
@@ -2617,8 +3469,8 @@
         <w:t xml:space="preserve">This is cache-friendly (Module 1) and needs no node pointers.</w:t>
       </w:r>
     </w:p>
-    <w:bookmarkEnd w:id="50"/>
-    <w:bookmarkStart w:id="54" w:name="the-two-operations"/>
+    <w:bookmarkEnd w:id="53"/>
+    <w:bookmarkStart w:id="57" w:name="the-two-operations"/>
     <w:p>
       <w:pPr>
         <w:pStyle w:val="Heading3"/>
@@ -2636,18 +3488,18 @@
           <wp:inline>
             <wp:extent cx="5334000" cy="2323609"/>
             <wp:effectExtent b="0" l="0" r="0" t="0"/>
-            <wp:docPr descr="Heap push sifts a new value up; pop-min moves the last value to the root and sifts it down; both O(log n)." title="" id="52" name="Picture"/>
+            <wp:docPr descr="Heap push sifts a new value up; pop-min moves the last value to the root and sifts it down; both O(log n)." title="" id="55" name="Picture"/>
             <a:graphic>
               <a:graphicData uri="http://schemas.openxmlformats.org/drawingml/2006/picture">
                 <pic:pic>
                   <pic:nvPicPr>
-                    <pic:cNvPr descr="images/55_heap_ops.png" id="53" name="Picture"/>
+                    <pic:cNvPr descr="images/55_heap_ops.png" id="56" name="Picture"/>
                     <pic:cNvPicPr>
                       <a:picLocks noChangeArrowheads="1" noChangeAspect="1"/>
                     </pic:cNvPicPr>
                   </pic:nvPicPr>
                   <pic:blipFill>
-                    <a:blip r:embed="rId51"/>
+                    <a:blip r:embed="rId54"/>
                     <a:stretch>
                       <a:fillRect/>
                     </a:stretch>
@@ -2746,7 +3598,7 @@
         <w:pStyle w:val="Compact"/>
         <w:numPr>
           <w:ilvl w:val="0"/>
-          <w:numId w:val="1013"/>
+          <w:numId w:val="1015"/>
         </w:numPr>
       </w:pPr>
       <w:r>
@@ -2768,7 +3620,7 @@
         <w:pStyle w:val="Compact"/>
         <w:numPr>
           <w:ilvl w:val="0"/>
-          <w:numId w:val="1013"/>
+          <w:numId w:val="1015"/>
         </w:numPr>
       </w:pPr>
       <w:r>
@@ -2796,7 +3648,7 @@
         <w:pStyle w:val="Compact"/>
         <w:numPr>
           <w:ilvl w:val="0"/>
-          <w:numId w:val="1013"/>
+          <w:numId w:val="1015"/>
         </w:numPr>
       </w:pPr>
       <w:r>
@@ -2866,8 +3718,290 @@
         <w:t xml:space="preserve">top; promotions (sift up) and demotions (sift down) follow the chain.</w:t>
       </w:r>
     </w:p>
-    <w:bookmarkEnd w:id="54"/>
-    <w:bookmarkStart w:id="55" w:name="complexity-summary"/>
+    <w:bookmarkEnd w:id="57"/>
+    <w:bookmarkStart w:id="58" w:name="worked-trace-push-into-a-min-heap"/>
+    <w:p>
+      <w:pPr>
+        <w:pStyle w:val="Heading3"/>
+      </w:pPr>
+      <w:r>
+        <w:t xml:space="preserve">Worked trace — push into a min-heap</w:t>
+      </w:r>
+    </w:p>
+    <w:p>
+      <w:pPr>
+        <w:pStyle w:val="FirstParagraph"/>
+      </w:pPr>
+      <w:r>
+        <w:t xml:space="preserve">Insert</w:t>
+      </w:r>
+      <w:r>
+        <w:t xml:space="preserve"> </w:t>
+      </w:r>
+      <w:r>
+        <w:rPr>
+          <w:b/>
+          <w:bCs/>
+        </w:rPr>
+        <w:t xml:space="preserve">2</w:t>
+      </w:r>
+      <w:r>
+        <w:t xml:space="preserve"> </w:t>
+      </w:r>
+      <w:r>
+        <w:t xml:space="preserve">into the min-heap</w:t>
+      </w:r>
+      <w:r>
+        <w:t xml:space="preserve"> </w:t>
+      </w:r>
+      <w:r>
+        <w:rPr>
+          <w:rStyle w:val="VerbatimChar"/>
+        </w:rPr>
+        <w:t xml:space="preserve">[5, 8, 9, 12, 15]</w:t>
+      </w:r>
+      <w:r>
+        <w:t xml:space="preserve"> </w:t>
+      </w:r>
+      <w:r>
+        <w:t xml:space="preserve">(array = level order).</w:t>
+      </w:r>
+    </w:p>
+    <w:p>
+      <w:pPr>
+        <w:pStyle w:val="SourceCode"/>
+      </w:pPr>
+      <w:r>
+        <w:rPr>
+          <w:rStyle w:val="VerbatimChar"/>
+        </w:rPr>
+        <w:t xml:space="preserve">tree before:            5</w:t>
+      </w:r>
+      <w:r>
+        <w:br/>
+      </w:r>
+      <w:r>
+        <w:rPr>
+          <w:rStyle w:val="VerbatimChar"/>
+        </w:rPr>
+        <w:t xml:space="preserve">                      /   \</w:t>
+      </w:r>
+      <w:r>
+        <w:br/>
+      </w:r>
+      <w:r>
+        <w:rPr>
+          <w:rStyle w:val="VerbatimChar"/>
+        </w:rPr>
+        <w:t xml:space="preserve">                     8     9</w:t>
+      </w:r>
+      <w:r>
+        <w:br/>
+      </w:r>
+      <w:r>
+        <w:rPr>
+          <w:rStyle w:val="VerbatimChar"/>
+        </w:rPr>
+        <w:t xml:space="preserve">                    / \</w:t>
+      </w:r>
+      <w:r>
+        <w:br/>
+      </w:r>
+      <w:r>
+        <w:rPr>
+          <w:rStyle w:val="VerbatimChar"/>
+        </w:rPr>
+        <w:t xml:space="preserve">                  12  15</w:t>
+      </w:r>
+      <w:r>
+        <w:br/>
+      </w:r>
+      <w:r>
+        <w:br/>
+      </w:r>
+      <w:r>
+        <w:rPr>
+          <w:rStyle w:val="VerbatimChar"/>
+        </w:rPr>
+        <w:t xml:space="preserve">push 2: add at the end -&gt; [5, 8, 9, 12, 15, 2]   (2 is right child of 9)</w:t>
+      </w:r>
+      <w:r>
+        <w:br/>
+      </w:r>
+      <w:r>
+        <w:rPr>
+          <w:rStyle w:val="VerbatimChar"/>
+        </w:rPr>
+        <w:t xml:space="preserve">sift up: 2 &lt; parent 9  -&gt; swap -&gt; [5, 8, 2, 12, 15, 9]</w:t>
+      </w:r>
+      <w:r>
+        <w:br/>
+      </w:r>
+      <w:r>
+        <w:rPr>
+          <w:rStyle w:val="VerbatimChar"/>
+        </w:rPr>
+        <w:t xml:space="preserve">         2 &lt; parent 5  -&gt; swap -&gt; [2, 8, 5, 12, 15, 9]</w:t>
+      </w:r>
+      <w:r>
+        <w:br/>
+      </w:r>
+      <w:r>
+        <w:rPr>
+          <w:rStyle w:val="VerbatimChar"/>
+        </w:rPr>
+        <w:t xml:space="preserve">         2 is root -&gt; stop</w:t>
+      </w:r>
+      <w:r>
+        <w:br/>
+      </w:r>
+      <w:r>
+        <w:br/>
+      </w:r>
+      <w:r>
+        <w:rPr>
+          <w:rStyle w:val="VerbatimChar"/>
+        </w:rPr>
+        <w:t xml:space="preserve">tree after:             2</w:t>
+      </w:r>
+      <w:r>
+        <w:br/>
+      </w:r>
+      <w:r>
+        <w:rPr>
+          <w:rStyle w:val="VerbatimChar"/>
+        </w:rPr>
+        <w:t xml:space="preserve">                      /   \</w:t>
+      </w:r>
+      <w:r>
+        <w:br/>
+      </w:r>
+      <w:r>
+        <w:rPr>
+          <w:rStyle w:val="VerbatimChar"/>
+        </w:rPr>
+        <w:t xml:space="preserve">                     8     5</w:t>
+      </w:r>
+      <w:r>
+        <w:br/>
+      </w:r>
+      <w:r>
+        <w:rPr>
+          <w:rStyle w:val="VerbatimChar"/>
+        </w:rPr>
+        <w:t xml:space="preserve">                    / \    /</w:t>
+      </w:r>
+      <w:r>
+        <w:br/>
+      </w:r>
+      <w:r>
+        <w:rPr>
+          <w:rStyle w:val="VerbatimChar"/>
+        </w:rPr>
+        <w:t xml:space="preserve">                  12  15  9</w:t>
+      </w:r>
+    </w:p>
+    <w:bookmarkEnd w:id="58"/>
+    <w:bookmarkStart w:id="59" w:name="worked-trace-pop-min-from-that-heap"/>
+    <w:p>
+      <w:pPr>
+        <w:pStyle w:val="Heading3"/>
+      </w:pPr>
+      <w:r>
+        <w:t xml:space="preserve">Worked trace — pop-min from that heap</w:t>
+      </w:r>
+    </w:p>
+    <w:p>
+      <w:pPr>
+        <w:pStyle w:val="SourceCode"/>
+      </w:pPr>
+      <w:r>
+        <w:rPr>
+          <w:rStyle w:val="VerbatimChar"/>
+        </w:rPr>
+        <w:t xml:space="preserve">heap: [2, 8, 5, 12, 15, 9]      (min = 2 at root)</w:t>
+      </w:r>
+      <w:r>
+        <w:br/>
+      </w:r>
+      <w:r>
+        <w:rPr>
+          <w:rStyle w:val="VerbatimChar"/>
+        </w:rPr>
+        <w:t xml:space="preserve">1. save root 2 (this is the answer)</w:t>
+      </w:r>
+      <w:r>
+        <w:br/>
+      </w:r>
+      <w:r>
+        <w:rPr>
+          <w:rStyle w:val="VerbatimChar"/>
+        </w:rPr>
+        <w:t xml:space="preserve">2. move LAST element 9 to the root -&gt; [9, 8, 5, 12, 15]</w:t>
+      </w:r>
+      <w:r>
+        <w:br/>
+      </w:r>
+      <w:r>
+        <w:rPr>
+          <w:rStyle w:val="VerbatimChar"/>
+        </w:rPr>
+        <w:t xml:space="preserve">3. sift down: children of 9 are 8 and 5; smaller is 5 -&gt; 9 &gt; 5 -&gt; swap</w:t>
+      </w:r>
+      <w:r>
+        <w:br/>
+      </w:r>
+      <w:r>
+        <w:rPr>
+          <w:rStyle w:val="VerbatimChar"/>
+        </w:rPr>
+        <w:t xml:space="preserve">   -&gt; [5, 8, 9, 12, 15]</w:t>
+      </w:r>
+      <w:r>
+        <w:br/>
+      </w:r>
+      <w:r>
+        <w:rPr>
+          <w:rStyle w:val="VerbatimChar"/>
+        </w:rPr>
+        <w:t xml:space="preserve">   9 now has child 15 (index) -&gt; 9 &lt; 15 -&gt; stop</w:t>
+      </w:r>
+      <w:r>
+        <w:br/>
+      </w:r>
+      <w:r>
+        <w:rPr>
+          <w:rStyle w:val="VerbatimChar"/>
+        </w:rPr>
+        <w:t xml:space="preserve">result: returned 2; heap = [5, 8, 9, 12, 15]</w:t>
+      </w:r>
+    </w:p>
+    <w:p>
+      <w:pPr>
+        <w:pStyle w:val="FirstParagraph"/>
+      </w:pPr>
+      <w:r>
+        <w:t xml:space="preserve">Both operations touch only one root-to-leaf path →</w:t>
+      </w:r>
+      <w:r>
+        <w:t xml:space="preserve"> </w:t>
+      </w:r>
+      <w:r>
+        <w:rPr>
+          <w:b/>
+          <w:bCs/>
+        </w:rPr>
+        <w:t xml:space="preserve">O(log n)</w:t>
+      </w:r>
+      <w:r>
+        <w:t xml:space="preserve"> </w:t>
+      </w:r>
+      <w:r>
+        <w:t xml:space="preserve">swaps.</w:t>
+      </w:r>
+    </w:p>
+    <w:bookmarkEnd w:id="59"/>
+    <w:bookmarkStart w:id="60" w:name="complexity-summary"/>
     <w:p>
       <w:pPr>
         <w:pStyle w:val="Heading3"/>
@@ -3010,435 +4144,8 @@
         </w:tc>
       </w:tr>
     </w:tbl>
-    <w:bookmarkEnd w:id="55"/>
-    <w:bookmarkStart w:id="56" w:name="mcqs-4"/>
-    <w:p>
-      <w:pPr>
-        <w:pStyle w:val="Heading3"/>
-      </w:pPr>
-      <w:r>
-        <w:t xml:space="preserve">MCQs</w:t>
-      </w:r>
-    </w:p>
-    <w:p>
-      <w:pPr>
-        <w:pStyle w:val="Compact"/>
-        <w:numPr>
-          <w:ilvl w:val="0"/>
-          <w:numId w:val="1014"/>
-        </w:numPr>
-      </w:pPr>
-      <w:r>
-        <w:t xml:space="preserve">Heap children of index i? →</w:t>
-      </w:r>
-      <w:r>
-        <w:t xml:space="preserve"> </w:t>
-      </w:r>
-      <w:r>
-        <w:rPr>
-          <w:b/>
-          <w:bCs/>
-        </w:rPr>
-        <w:t xml:space="preserve">2i+1 and 2i+2</w:t>
-      </w:r>
-      <w:r>
-        <w:t xml:space="preserve">.</w:t>
-      </w:r>
-    </w:p>
-    <w:p>
-      <w:pPr>
-        <w:pStyle w:val="Compact"/>
-        <w:numPr>
-          <w:ilvl w:val="0"/>
-          <w:numId w:val="1014"/>
-        </w:numPr>
-      </w:pPr>
-      <w:r>
-        <w:t xml:space="preserve">build-heap time? →</w:t>
-      </w:r>
-      <w:r>
-        <w:t xml:space="preserve"> </w:t>
-      </w:r>
-      <w:r>
-        <w:rPr>
-          <w:b/>
-          <w:bCs/>
-        </w:rPr>
-        <w:t xml:space="preserve">O(n)</w:t>
-      </w:r>
-      <w:r>
-        <w:t xml:space="preserve">.</w:t>
-      </w:r>
-    </w:p>
-    <w:p>
-      <w:pPr>
-        <w:pStyle w:val="Compact"/>
-        <w:numPr>
-          <w:ilvl w:val="0"/>
-          <w:numId w:val="1014"/>
-        </w:numPr>
-      </w:pPr>
-      <w:r>
-        <w:t xml:space="preserve">Min-heap root holds? → the</w:t>
-      </w:r>
-      <w:r>
-        <w:t xml:space="preserve"> </w:t>
-      </w:r>
-      <w:r>
-        <w:rPr>
-          <w:b/>
-          <w:bCs/>
-        </w:rPr>
-        <w:t xml:space="preserve">minimum</w:t>
-      </w:r>
-      <w:r>
-        <w:t xml:space="preserve">.</w:t>
-      </w:r>
-    </w:p>
-    <w:p>
-      <w:r>
-        <w:pict>
-          <v:rect style="width:0;height:1.5pt" o:hralign="center" o:hrstd="t" o:hr="t"/>
-        </w:pict>
-      </w:r>
-    </w:p>
-    <w:bookmarkEnd w:id="56"/>
-    <w:bookmarkEnd w:id="57"/>
-    <w:bookmarkStart w:id="64" w:name="heap-applications-the-interview-gold"/>
-    <w:p>
-      <w:pPr>
-        <w:pStyle w:val="Heading2"/>
-      </w:pPr>
-      <w:r>
-        <w:t xml:space="preserve">6.6 Heap Applications (the interview gold)</w:t>
-      </w:r>
-    </w:p>
-    <w:bookmarkStart w:id="58" w:name="a-top-k-elements"/>
-    <w:p>
-      <w:pPr>
-        <w:pStyle w:val="Heading3"/>
-      </w:pPr>
-      <w:r>
-        <w:t xml:space="preserve">A) Top-K elements</w:t>
-      </w:r>
-    </w:p>
-    <w:p>
-      <w:pPr>
-        <w:pStyle w:val="FirstParagraph"/>
-      </w:pPr>
-      <w:r>
-        <w:t xml:space="preserve">Find the K largest (or smallest) elements.</w:t>
-      </w:r>
-    </w:p>
-    <w:p>
-      <w:pPr>
-        <w:pStyle w:val="SourceCode"/>
-      </w:pPr>
-      <w:r>
-        <w:rPr>
-          <w:rStyle w:val="VerbatimChar"/>
-        </w:rPr>
-        <w:t xml:space="preserve"># BRUTE FORCE: sort everything               O(n log n)</w:t>
-      </w:r>
-      <w:r>
-        <w:br/>
-      </w:r>
-      <w:r>
-        <w:rPr>
-          <w:rStyle w:val="VerbatimChar"/>
-        </w:rPr>
-        <w:t xml:space="preserve">sort, take the last K</w:t>
-      </w:r>
-      <w:r>
-        <w:br/>
-      </w:r>
-      <w:r>
-        <w:br/>
-      </w:r>
-      <w:r>
-        <w:rPr>
-          <w:rStyle w:val="VerbatimChar"/>
-        </w:rPr>
-        <w:t xml:space="preserve"># OPTIMAL: a heap of size K                   O(n log k), Space O(k)</w:t>
-      </w:r>
-      <w:r>
-        <w:br/>
-      </w:r>
-      <w:r>
-        <w:rPr>
-          <w:rStyle w:val="VerbatimChar"/>
-        </w:rPr>
-        <w:t xml:space="preserve">keep a MIN-heap of size k (for K largest):</w:t>
-      </w:r>
-      <w:r>
-        <w:br/>
-      </w:r>
-      <w:r>
-        <w:rPr>
-          <w:rStyle w:val="VerbatimChar"/>
-        </w:rPr>
-        <w:t xml:space="preserve">for x in arr:</w:t>
-      </w:r>
-      <w:r>
-        <w:br/>
-      </w:r>
-      <w:r>
-        <w:rPr>
-          <w:rStyle w:val="VerbatimChar"/>
-        </w:rPr>
-        <w:t xml:space="preserve">    push x; if heap size &gt; k: pop the min</w:t>
-      </w:r>
-      <w:r>
-        <w:br/>
-      </w:r>
-      <w:r>
-        <w:rPr>
-          <w:rStyle w:val="VerbatimChar"/>
-        </w:rPr>
-        <w:t xml:space="preserve">heap now holds the K largest</w:t>
-      </w:r>
-    </w:p>
-    <w:p>
-      <w:pPr>
-        <w:pStyle w:val="Compact"/>
-        <w:numPr>
-          <w:ilvl w:val="0"/>
-          <w:numId w:val="1015"/>
-        </w:numPr>
-      </w:pPr>
-      <w:r>
-        <w:rPr>
-          <w:b/>
-          <w:bCs/>
-        </w:rPr>
-        <w:t xml:space="preserve">Why a min-heap for K</w:t>
-      </w:r>
-      <w:r>
-        <w:rPr>
-          <w:b/>
-          <w:bCs/>
-        </w:rPr>
-        <w:t xml:space="preserve"> </w:t>
-      </w:r>
-      <w:r>
-        <w:rPr>
-          <w:b/>
-          <w:bCs/>
-          <w:i/>
-          <w:iCs/>
-        </w:rPr>
-        <w:t xml:space="preserve">largest</w:t>
-      </w:r>
-      <w:r>
-        <w:rPr>
-          <w:b/>
-          <w:bCs/>
-        </w:rPr>
-        <w:t xml:space="preserve">?</w:t>
-      </w:r>
-      <w:r>
-        <w:t xml:space="preserve"> </w:t>
-      </w:r>
-      <w:r>
-        <w:t xml:space="preserve">The smallest of your current top-K sits at</w:t>
-      </w:r>
-      <w:r>
-        <w:t xml:space="preserve"> </w:t>
-      </w:r>
-      <w:r>
-        <w:t xml:space="preserve">the root, ready to be kicked out when a bigger one arrives.</w:t>
-      </w:r>
-    </w:p>
-    <w:bookmarkEnd w:id="58"/>
-    <w:bookmarkStart w:id="59" w:name="b-k-th-largest-smallest"/>
-    <w:p>
-      <w:pPr>
-        <w:pStyle w:val="Heading3"/>
-      </w:pPr>
-      <w:r>
-        <w:t xml:space="preserve">B) K-th largest / smallest</w:t>
-      </w:r>
-    </w:p>
-    <w:p>
-      <w:pPr>
-        <w:pStyle w:val="FirstParagraph"/>
-      </w:pPr>
-      <w:r>
-        <w:t xml:space="preserve">Same idea — the root of a size-K heap is the K-th largest (LC 215). Quickselect</w:t>
-      </w:r>
-      <w:r>
-        <w:t xml:space="preserve"> </w:t>
-      </w:r>
-      <w:r>
-        <w:t xml:space="preserve">(Module 12) gives O(n) average as an alternative.</w:t>
-      </w:r>
-    </w:p>
-    <w:bookmarkEnd w:id="59"/>
-    <w:bookmarkStart w:id="60" w:name="c-merge-k-sorted-listsarrays"/>
-    <w:p>
-      <w:pPr>
-        <w:pStyle w:val="Heading3"/>
-      </w:pPr>
-      <w:r>
-        <w:t xml:space="preserve">C) Merge K sorted lists/arrays</w:t>
-      </w:r>
-    </w:p>
-    <w:p>
-      <w:pPr>
-        <w:pStyle w:val="FirstParagraph"/>
-      </w:pPr>
-      <w:r>
-        <w:t xml:space="preserve">Put the first element of each of the K lists into a min-heap; repeatedly pop the</w:t>
-      </w:r>
-      <w:r>
-        <w:t xml:space="preserve"> </w:t>
-      </w:r>
-      <w:r>
-        <w:t xml:space="preserve">smallest and push the next element from that list.</w:t>
-      </w:r>
-    </w:p>
-    <w:p>
-      <w:pPr>
-        <w:pStyle w:val="SourceCode"/>
-      </w:pPr>
-      <w:r>
-        <w:rPr>
-          <w:rStyle w:val="VerbatimChar"/>
-        </w:rPr>
-        <w:t xml:space="preserve"># Merge K sorted                             O(N log k)   (N = total elements)</w:t>
-      </w:r>
-      <w:r>
-        <w:br/>
-      </w:r>
-      <w:r>
-        <w:rPr>
-          <w:rStyle w:val="VerbatimChar"/>
-        </w:rPr>
-        <w:t xml:space="preserve">push the head of each list into a min-heap</w:t>
-      </w:r>
-      <w:r>
-        <w:br/>
-      </w:r>
-      <w:r>
-        <w:rPr>
-          <w:rStyle w:val="VerbatimChar"/>
-        </w:rPr>
-        <w:t xml:space="preserve">while heap not empty:</w:t>
-      </w:r>
-      <w:r>
-        <w:br/>
-      </w:r>
-      <w:r>
-        <w:rPr>
-          <w:rStyle w:val="VerbatimChar"/>
-        </w:rPr>
-        <w:t xml:space="preserve">    pop smallest -&gt; append to result; push the next node from that list</w:t>
-      </w:r>
-    </w:p>
     <w:bookmarkEnd w:id="60"/>
-    <w:bookmarkStart w:id="61" w:name="d-median-from-a-data-stream-two-heaps"/>
-    <w:p>
-      <w:pPr>
-        <w:pStyle w:val="Heading3"/>
-      </w:pPr>
-      <w:r>
-        <w:t xml:space="preserve">D) Median from a data stream (two heaps)</w:t>
-      </w:r>
-    </w:p>
-    <w:p>
-      <w:pPr>
-        <w:pStyle w:val="FirstParagraph"/>
-      </w:pPr>
-      <w:r>
-        <w:t xml:space="preserve">Keep a</w:t>
-      </w:r>
-      <w:r>
-        <w:t xml:space="preserve"> </w:t>
-      </w:r>
-      <w:r>
-        <w:rPr>
-          <w:b/>
-          <w:bCs/>
-        </w:rPr>
-        <w:t xml:space="preserve">max-heap</w:t>
-      </w:r>
-      <w:r>
-        <w:t xml:space="preserve"> </w:t>
-      </w:r>
-      <w:r>
-        <w:t xml:space="preserve">for the lower half and a</w:t>
-      </w:r>
-      <w:r>
-        <w:t xml:space="preserve"> </w:t>
-      </w:r>
-      <w:r>
-        <w:rPr>
-          <w:b/>
-          <w:bCs/>
-        </w:rPr>
-        <w:t xml:space="preserve">min-heap</w:t>
-      </w:r>
-      <w:r>
-        <w:t xml:space="preserve"> </w:t>
-      </w:r>
-      <w:r>
-        <w:t xml:space="preserve">for the upper half,</w:t>
-      </w:r>
-      <w:r>
-        <w:t xml:space="preserve"> </w:t>
-      </w:r>
-      <w:r>
-        <w:t xml:space="preserve">balanced in size. The median is the top of one heap (odd total) or the average of</w:t>
-      </w:r>
-      <w:r>
-        <w:t xml:space="preserve"> </w:t>
-      </w:r>
-      <w:r>
-        <w:t xml:space="preserve">both tops (even total). Each insert is O(log n); median is O(1). (LC 295.)</w:t>
-      </w:r>
-    </w:p>
-    <w:p>
-      <w:pPr>
-        <w:pStyle w:val="BlockText"/>
-      </w:pPr>
-      <w:r>
-        <w:rPr>
-          <w:b/>
-          <w:bCs/>
-        </w:rPr>
-        <w:t xml:space="preserve">Memory hook:</w:t>
-      </w:r>
-      <w:r>
-        <w:t xml:space="preserve"> </w:t>
-      </w:r>
-      <w:r>
-        <w:t xml:space="preserve">two heaps</w:t>
-      </w:r>
-      <w:r>
-        <w:t xml:space="preserve"> </w:t>
-      </w:r>
-      <w:r>
-        <w:rPr>
-          <w:b/>
-          <w:bCs/>
-        </w:rPr>
-        <w:t xml:space="preserve">facing each other</w:t>
-      </w:r>
-      <w:r>
-        <w:t xml:space="preserve"> </w:t>
-      </w:r>
-      <w:r>
-        <w:t xml:space="preserve">— the biggest of the small</w:t>
-      </w:r>
-      <w:r>
-        <w:t xml:space="preserve"> </w:t>
-      </w:r>
-      <w:r>
-        <w:t xml:space="preserve">half and the smallest of the big half meet exactly at the median.</w:t>
-      </w:r>
-    </w:p>
-    <w:bookmarkEnd w:id="61"/>
-    <w:bookmarkStart w:id="62" w:name="mcqs-5"/>
+    <w:bookmarkStart w:id="61" w:name="mcqs-5"/>
     <w:p>
       <w:pPr>
         <w:pStyle w:val="Heading3"/>
@@ -3456,20 +4163,20 @@
         </w:numPr>
       </w:pPr>
       <w:r>
-        <w:t xml:space="preserve">K largest elements efficiently? → a</w:t>
-      </w:r>
-      <w:r>
-        <w:t xml:space="preserve"> </w:t>
-      </w:r>
-      <w:r>
-        <w:rPr>
-          <w:b/>
-          <w:bCs/>
-        </w:rPr>
-        <w:t xml:space="preserve">size-K min-heap</w:t>
-      </w:r>
-      <w:r>
-        <w:t xml:space="preserve">, O(n log k).</w:t>
+        <w:t xml:space="preserve">Heap children of index i? →</w:t>
+      </w:r>
+      <w:r>
+        <w:t xml:space="preserve"> </w:t>
+      </w:r>
+      <w:r>
+        <w:rPr>
+          <w:b/>
+          <w:bCs/>
+        </w:rPr>
+        <w:t xml:space="preserve">2i+1 and 2i+2</w:t>
+      </w:r>
+      <w:r>
+        <w:t xml:space="preserve">.</w:t>
       </w:r>
     </w:p>
     <w:p>
@@ -3481,17 +4188,17 @@
         </w:numPr>
       </w:pPr>
       <w:r>
-        <w:t xml:space="preserve">Merge K sorted lists time? →</w:t>
-      </w:r>
-      <w:r>
-        <w:t xml:space="preserve"> </w:t>
-      </w:r>
-      <w:r>
-        <w:rPr>
-          <w:b/>
-          <w:bCs/>
-        </w:rPr>
-        <w:t xml:space="preserve">O(N log k)</w:t>
+        <w:t xml:space="preserve">build-heap time? →</w:t>
+      </w:r>
+      <w:r>
+        <w:t xml:space="preserve"> </w:t>
+      </w:r>
+      <w:r>
+        <w:rPr>
+          <w:b/>
+          <w:bCs/>
+        </w:rPr>
+        <w:t xml:space="preserve">O(n)</w:t>
       </w:r>
       <w:r>
         <w:t xml:space="preserve">.</w:t>
@@ -3506,33 +4213,123 @@
         </w:numPr>
       </w:pPr>
       <w:r>
-        <w:t xml:space="preserve">Streaming median structure? →</w:t>
-      </w:r>
-      <w:r>
-        <w:t xml:space="preserve"> </w:t>
-      </w:r>
-      <w:r>
-        <w:rPr>
-          <w:b/>
-          <w:bCs/>
-        </w:rPr>
-        <w:t xml:space="preserve">two heaps</w:t>
-      </w:r>
-      <w:r>
-        <w:t xml:space="preserve"> </w:t>
-      </w:r>
-      <w:r>
-        <w:t xml:space="preserve">(max-heap + min-heap).</w:t>
-      </w:r>
-    </w:p>
+        <w:t xml:space="preserve">Min-heap root holds? → the</w:t>
+      </w:r>
+      <w:r>
+        <w:t xml:space="preserve"> </w:t>
+      </w:r>
+      <w:r>
+        <w:rPr>
+          <w:b/>
+          <w:bCs/>
+        </w:rPr>
+        <w:t xml:space="preserve">minimum</w:t>
+      </w:r>
+      <w:r>
+        <w:t xml:space="preserve">.</w:t>
+      </w:r>
+    </w:p>
+    <w:p>
+      <w:r>
+        <w:pict>
+          <v:rect style="width:0;height:1.5pt" o:hralign="center" o:hrstd="t" o:hr="t"/>
+        </w:pict>
+      </w:r>
+    </w:p>
+    <w:bookmarkEnd w:id="61"/>
     <w:bookmarkEnd w:id="62"/>
-    <w:bookmarkStart w:id="63" w:name="problems-3"/>
+    <w:bookmarkStart w:id="70" w:name="heap-applications-the-interview-gold"/>
+    <w:p>
+      <w:pPr>
+        <w:pStyle w:val="Heading2"/>
+      </w:pPr>
+      <w:r>
+        <w:t xml:space="preserve">6.6 Heap Applications (the interview gold)</w:t>
+      </w:r>
+    </w:p>
+    <w:bookmarkStart w:id="63" w:name="a-top-k-elements"/>
     <w:p>
       <w:pPr>
         <w:pStyle w:val="Heading3"/>
       </w:pPr>
       <w:r>
-        <w:t xml:space="preserve">Problems</w:t>
+        <w:t xml:space="preserve">A) Top-K elements</w:t>
+      </w:r>
+    </w:p>
+    <w:p>
+      <w:pPr>
+        <w:pStyle w:val="FirstParagraph"/>
+      </w:pPr>
+      <w:r>
+        <w:t xml:space="preserve">Find the K largest (or smallest) elements.</w:t>
+      </w:r>
+    </w:p>
+    <w:p>
+      <w:pPr>
+        <w:pStyle w:val="SourceCode"/>
+      </w:pPr>
+      <w:r>
+        <w:rPr>
+          <w:rStyle w:val="VerbatimChar"/>
+        </w:rPr>
+        <w:t xml:space="preserve"># BRUTE FORCE: sort everything               O(n log n)</w:t>
+      </w:r>
+      <w:r>
+        <w:br/>
+      </w:r>
+      <w:r>
+        <w:rPr>
+          <w:rStyle w:val="VerbatimChar"/>
+        </w:rPr>
+        <w:t xml:space="preserve">sort, take the last K</w:t>
+      </w:r>
+      <w:r>
+        <w:br/>
+      </w:r>
+      <w:r>
+        <w:br/>
+      </w:r>
+      <w:r>
+        <w:rPr>
+          <w:rStyle w:val="VerbatimChar"/>
+        </w:rPr>
+        <w:t xml:space="preserve"># OPTIMAL: a heap of size K                   O(n log k), Space O(k)</w:t>
+      </w:r>
+      <w:r>
+        <w:br/>
+      </w:r>
+      <w:r>
+        <w:rPr>
+          <w:rStyle w:val="VerbatimChar"/>
+        </w:rPr>
+        <w:t xml:space="preserve">keep a MIN-heap of size k (for K largest):</w:t>
+      </w:r>
+      <w:r>
+        <w:br/>
+      </w:r>
+      <w:r>
+        <w:rPr>
+          <w:rStyle w:val="VerbatimChar"/>
+        </w:rPr>
+        <w:t xml:space="preserve">for x in arr:</w:t>
+      </w:r>
+      <w:r>
+        <w:br/>
+      </w:r>
+      <w:r>
+        <w:rPr>
+          <w:rStyle w:val="VerbatimChar"/>
+        </w:rPr>
+        <w:t xml:space="preserve">    push x; if heap size &gt; k: pop the min</w:t>
+      </w:r>
+      <w:r>
+        <w:br/>
+      </w:r>
+      <w:r>
+        <w:rPr>
+          <w:rStyle w:val="VerbatimChar"/>
+        </w:rPr>
+        <w:t xml:space="preserve">heap now holds the K largest</w:t>
       </w:r>
     </w:p>
     <w:p>
@@ -3544,37 +4341,181 @@
         </w:numPr>
       </w:pPr>
       <w:r>
-        <w:t xml:space="preserve">Kth Largest Element (215); Top K Frequent Elements (347); K Closest Points</w:t>
-      </w:r>
-      <w:r>
-        <w:t xml:space="preserve"> </w:t>
-      </w:r>
-      <w:r>
-        <w:t xml:space="preserve">(973); Merge k Sorted Lists (23); Find Median from Data Stream (295); Task</w:t>
-      </w:r>
-      <w:r>
-        <w:t xml:space="preserve"> </w:t>
-      </w:r>
-      <w:r>
-        <w:t xml:space="preserve">Scheduler (621).</w:t>
-      </w:r>
-    </w:p>
-    <w:p>
-      <w:r>
-        <w:pict>
-          <v:rect style="width:0;height:1.5pt" o:hralign="center" o:hrstd="t" o:hr="t"/>
-        </w:pict>
+        <w:rPr>
+          <w:b/>
+          <w:bCs/>
+        </w:rPr>
+        <w:t xml:space="preserve">Why a min-heap for K</w:t>
+      </w:r>
+      <w:r>
+        <w:rPr>
+          <w:b/>
+          <w:bCs/>
+        </w:rPr>
+        <w:t xml:space="preserve"> </w:t>
+      </w:r>
+      <w:r>
+        <w:rPr>
+          <w:b/>
+          <w:bCs/>
+          <w:i/>
+          <w:iCs/>
+        </w:rPr>
+        <w:t xml:space="preserve">largest</w:t>
+      </w:r>
+      <w:r>
+        <w:rPr>
+          <w:b/>
+          <w:bCs/>
+        </w:rPr>
+        <w:t xml:space="preserve">?</w:t>
+      </w:r>
+      <w:r>
+        <w:t xml:space="preserve"> </w:t>
+      </w:r>
+      <w:r>
+        <w:t xml:space="preserve">The smallest of your current top-K sits at</w:t>
+      </w:r>
+      <w:r>
+        <w:t xml:space="preserve"> </w:t>
+      </w:r>
+      <w:r>
+        <w:t xml:space="preserve">the root, ready to be kicked out when a bigger one arrives.</w:t>
       </w:r>
     </w:p>
     <w:bookmarkEnd w:id="63"/>
-    <w:bookmarkEnd w:id="64"/>
-    <w:bookmarkStart w:id="65" w:name="module-6-concept-review-one-page"/>
-    <w:p>
-      <w:pPr>
-        <w:pStyle w:val="Heading2"/>
-      </w:pPr>
-      <w:r>
-        <w:t xml:space="preserve">Module 6 — Concept Review (one page)</w:t>
+    <w:bookmarkStart w:id="64" w:name="b-k-th-largest-smallest"/>
+    <w:p>
+      <w:pPr>
+        <w:pStyle w:val="Heading3"/>
+      </w:pPr>
+      <w:r>
+        <w:t xml:space="preserve">B) K-th largest / smallest</w:t>
+      </w:r>
+    </w:p>
+    <w:p>
+      <w:pPr>
+        <w:pStyle w:val="FirstParagraph"/>
+      </w:pPr>
+      <w:r>
+        <w:t xml:space="preserve">Same idea — the root of a size-K heap is the K-th largest (LC 215). Quickselect</w:t>
+      </w:r>
+      <w:r>
+        <w:t xml:space="preserve"> </w:t>
+      </w:r>
+      <w:r>
+        <w:t xml:space="preserve">(Module 12) gives O(n) average as an alternative.</w:t>
+      </w:r>
+    </w:p>
+    <w:p>
+      <w:pPr>
+        <w:pStyle w:val="BodyText"/>
+      </w:pPr>
+      <w:r>
+        <w:rPr>
+          <w:b/>
+          <w:bCs/>
+        </w:rPr>
+        <w:t xml:space="preserve">Streaming K-th largest (LC 703).</w:t>
+      </w:r>
+      <w:r>
+        <w:t xml:space="preserve"> </w:t>
+      </w:r>
+      <w:r>
+        <w:t xml:space="preserve">Numbers arrive one at a time and after each</w:t>
+      </w:r>
+      <w:r>
+        <w:t xml:space="preserve"> </w:t>
+      </w:r>
+      <w:r>
+        <w:t xml:space="preserve">you must report the current K-th largest. Keep a</w:t>
+      </w:r>
+      <w:r>
+        <w:t xml:space="preserve"> </w:t>
+      </w:r>
+      <w:r>
+        <w:rPr>
+          <w:b/>
+          <w:bCs/>
+        </w:rPr>
+        <w:t xml:space="preserve">min-heap of size K</w:t>
+      </w:r>
+      <w:r>
+        <w:t xml:space="preserve">; the root</w:t>
+      </w:r>
+      <w:r>
+        <w:t xml:space="preserve"> </w:t>
+      </w:r>
+      <w:r>
+        <w:t xml:space="preserve">is always the answer.</w:t>
+      </w:r>
+    </w:p>
+    <w:p>
+      <w:pPr>
+        <w:pStyle w:val="SourceCode"/>
+      </w:pPr>
+      <w:r>
+        <w:rPr>
+          <w:rStyle w:val="VerbatimChar"/>
+        </w:rPr>
+        <w:t xml:space="preserve"># KthLargest in a stream                     add() = O(log k)</w:t>
+      </w:r>
+      <w:r>
+        <w:br/>
+      </w:r>
+      <w:r>
+        <w:rPr>
+          <w:rStyle w:val="VerbatimChar"/>
+        </w:rPr>
+        <w:t xml:space="preserve">init(k, nums): heap = min-heap; for x in nums: add(x)</w:t>
+      </w:r>
+      <w:r>
+        <w:br/>
+      </w:r>
+      <w:r>
+        <w:rPr>
+          <w:rStyle w:val="VerbatimChar"/>
+        </w:rPr>
+        <w:t xml:space="preserve">add(x):</w:t>
+      </w:r>
+      <w:r>
+        <w:br/>
+      </w:r>
+      <w:r>
+        <w:rPr>
+          <w:rStyle w:val="VerbatimChar"/>
+        </w:rPr>
+        <w:t xml:space="preserve">    heap.push(x)</w:t>
+      </w:r>
+      <w:r>
+        <w:br/>
+      </w:r>
+      <w:r>
+        <w:rPr>
+          <w:rStyle w:val="VerbatimChar"/>
+        </w:rPr>
+        <w:t xml:space="preserve">    if heap.size &gt; k: heap.pop()      # drop the smallest, keep top k</w:t>
+      </w:r>
+      <w:r>
+        <w:br/>
+      </w:r>
+      <w:r>
+        <w:rPr>
+          <w:rStyle w:val="VerbatimChar"/>
+        </w:rPr>
+        <w:t xml:space="preserve">    return heap.top                   # the k-th largest so far</w:t>
+      </w:r>
+      <w:r>
+        <w:br/>
+      </w:r>
+      <w:r>
+        <w:br/>
+      </w:r>
+      <w:r>
+        <w:rPr>
+          <w:rStyle w:val="VerbatimChar"/>
+        </w:rPr>
+        <w:t xml:space="preserve"># k=3, add 4 -&gt; heap[?]; stream keeps only the 3 biggest, root = 3rd largest</w:t>
       </w:r>
     </w:p>
     <w:p>
@@ -3590,196 +4531,29 @@
           <w:b/>
           <w:bCs/>
         </w:rPr>
-        <w:t xml:space="preserve">Queue = FIFO</w:t>
-      </w:r>
-      <w:r>
-        <w:t xml:space="preserve">; enqueue rear, dequeue front, O(1); powers BFS &amp; scheduling.</w:t>
-      </w:r>
-    </w:p>
-    <w:p>
-      <w:pPr>
-        <w:pStyle w:val="Compact"/>
-        <w:numPr>
-          <w:ilvl w:val="0"/>
-          <w:numId w:val="1018"/>
-        </w:numPr>
-      </w:pPr>
-      <w:r>
-        <w:rPr>
-          <w:b/>
-          <w:bCs/>
-        </w:rPr>
-        <w:t xml:space="preserve">Circular queue</w:t>
-      </w:r>
-      <w:r>
-        <w:t xml:space="preserve"> </w:t>
-      </w:r>
-      <w:r>
-        <w:t xml:space="preserve">wraps with</w:t>
-      </w:r>
-      <w:r>
-        <w:t xml:space="preserve"> </w:t>
-      </w:r>
-      <w:r>
-        <w:rPr>
-          <w:rStyle w:val="VerbatimChar"/>
-        </w:rPr>
-        <w:t xml:space="preserve">% capacity</w:t>
-      </w:r>
-      <w:r>
-        <w:t xml:space="preserve"> </w:t>
-      </w:r>
-      <w:r>
-        <w:t xml:space="preserve">→ O(1), no wasted space; track size</w:t>
-      </w:r>
-      <w:r>
-        <w:t xml:space="preserve"> </w:t>
-      </w:r>
-      <w:r>
-        <w:t xml:space="preserve">to tell full from empty.</w:t>
-      </w:r>
-    </w:p>
-    <w:p>
-      <w:pPr>
-        <w:pStyle w:val="Compact"/>
-        <w:numPr>
-          <w:ilvl w:val="0"/>
-          <w:numId w:val="1018"/>
-        </w:numPr>
-      </w:pPr>
-      <w:r>
-        <w:rPr>
-          <w:b/>
-          <w:bCs/>
-        </w:rPr>
-        <w:t xml:space="preserve">Deque</w:t>
-      </w:r>
-      <w:r>
-        <w:t xml:space="preserve"> </w:t>
-      </w:r>
-      <w:r>
-        <w:t xml:space="preserve">= both ends O(1); base for monotonic queue; queue-from-2-stacks is</w:t>
-      </w:r>
-      <w:r>
-        <w:t xml:space="preserve"> </w:t>
-      </w:r>
-      <w:r>
-        <w:t xml:space="preserve">amortised O(1).</w:t>
-      </w:r>
-    </w:p>
-    <w:p>
-      <w:pPr>
-        <w:pStyle w:val="Compact"/>
-        <w:numPr>
-          <w:ilvl w:val="0"/>
-          <w:numId w:val="1018"/>
-        </w:numPr>
-      </w:pPr>
-      <w:r>
-        <w:rPr>
-          <w:b/>
-          <w:bCs/>
-        </w:rPr>
-        <w:t xml:space="preserve">Monotonic deque</w:t>
-      </w:r>
-      <w:r>
-        <w:t xml:space="preserve"> </w:t>
-      </w:r>
-      <w:r>
-        <w:t xml:space="preserve">→ sliding-window max/min in O(n) (decreasing deque, front =</w:t>
-      </w:r>
-      <w:r>
-        <w:t xml:space="preserve"> </w:t>
-      </w:r>
-      <w:r>
-        <w:t xml:space="preserve">max).</w:t>
-      </w:r>
-    </w:p>
-    <w:p>
-      <w:pPr>
-        <w:pStyle w:val="Compact"/>
-        <w:numPr>
-          <w:ilvl w:val="0"/>
-          <w:numId w:val="1018"/>
-        </w:numPr>
-      </w:pPr>
-      <w:r>
-        <w:rPr>
-          <w:b/>
-          <w:bCs/>
-        </w:rPr>
-        <w:t xml:space="preserve">Heap / priority queue</w:t>
-      </w:r>
-      <w:r>
-        <w:t xml:space="preserve"> </w:t>
-      </w:r>
-      <w:r>
-        <w:t xml:space="preserve">= complete tree, array-stored (</w:t>
-      </w:r>
-      <w:r>
-        <w:rPr>
-          <w:rStyle w:val="VerbatimChar"/>
-        </w:rPr>
-        <w:t xml:space="preserve">2i+1</w:t>
-      </w:r>
-      <w:r>
-        <w:t xml:space="preserve">,</w:t>
-      </w:r>
-      <w:r>
-        <w:t xml:space="preserve"> </w:t>
-      </w:r>
-      <w:r>
-        <w:rPr>
-          <w:rStyle w:val="VerbatimChar"/>
-        </w:rPr>
-        <w:t xml:space="preserve">2i+2</w:t>
-      </w:r>
-      <w:r>
-        <w:t xml:space="preserve">); push/</w:t>
-      </w:r>
-      <w:r>
-        <w:t xml:space="preserve"> </w:t>
-      </w:r>
-      <w:r>
-        <w:t xml:space="preserve">pop O(log n), peek O(1), build O(n), heapsort O(n log n).</w:t>
-      </w:r>
-    </w:p>
-    <w:p>
-      <w:pPr>
-        <w:pStyle w:val="Compact"/>
-        <w:numPr>
-          <w:ilvl w:val="0"/>
-          <w:numId w:val="1018"/>
-        </w:numPr>
-      </w:pPr>
-      <w:r>
-        <w:rPr>
-          <w:b/>
-          <w:bCs/>
-        </w:rPr>
-        <w:t xml:space="preserve">Heap uses:</w:t>
-      </w:r>
-      <w:r>
-        <w:t xml:space="preserve"> </w:t>
-      </w:r>
-      <w:r>
-        <w:t xml:space="preserve">Top-K (size-K heap, O(n log k)), K-th largest, merge K sorted</w:t>
-      </w:r>
-      <w:r>
-        <w:t xml:space="preserve"> </w:t>
-      </w:r>
-      <w:r>
-        <w:t xml:space="preserve">(O(N log k)), streaming median (two heaps).</w:t>
-      </w:r>
-    </w:p>
-    <w:bookmarkEnd w:id="65"/>
-    <w:bookmarkStart w:id="66" w:name="module-6-flash-cards"/>
-    <w:p>
-      <w:pPr>
-        <w:pStyle w:val="Heading2"/>
-      </w:pPr>
-      <w:r>
-        <w:t xml:space="preserve">Module 6 — Flash Cards</w:t>
+        <w:t xml:space="preserve">Why size K, not full sort?</w:t>
+      </w:r>
+      <w:r>
+        <w:t xml:space="preserve"> </w:t>
+      </w:r>
+      <w:r>
+        <w:t xml:space="preserve">You never store more than K items and each</w:t>
+      </w:r>
+      <w:r>
+        <w:t xml:space="preserve"> </w:t>
+      </w:r>
+      <w:r>
+        <w:t xml:space="preserve">insert is O(log k) — ideal when the stream is huge or unbounded.</w:t>
+      </w:r>
+    </w:p>
+    <w:bookmarkEnd w:id="64"/>
+    <w:bookmarkStart w:id="65" w:name="when-to-reach-for-a-priority-queue"/>
+    <w:p>
+      <w:pPr>
+        <w:pStyle w:val="Heading3"/>
+      </w:pPr>
+      <w:r>
+        <w:t xml:space="preserve">When to reach for a priority queue</w:t>
       </w:r>
     </w:p>
     <w:p>
@@ -3791,17 +4565,29 @@
         </w:numPr>
       </w:pPr>
       <w:r>
-        <w:t xml:space="preserve">Q: Queue vs stack order?</w:t>
-      </w:r>
-      <w:r>
-        <w:t xml:space="preserve"> </w:t>
-      </w:r>
-      <w:r>
-        <w:rPr>
-          <w:b/>
-          <w:bCs/>
-        </w:rPr>
-        <w:t xml:space="preserve">A: FIFO vs LIFO.</w:t>
+        <w:t xml:space="preserve">You repeatedly need</w:t>
+      </w:r>
+      <w:r>
+        <w:t xml:space="preserve"> </w:t>
+      </w:r>
+      <w:r>
+        <w:rPr>
+          <w:b/>
+          <w:bCs/>
+        </w:rPr>
+        <w:t xml:space="preserve">“the current best/worst”</w:t>
+      </w:r>
+      <w:r>
+        <w:t xml:space="preserve"> </w:t>
+      </w:r>
+      <w:r>
+        <w:t xml:space="preserve">while items keep arriving or</w:t>
+      </w:r>
+      <w:r>
+        <w:t xml:space="preserve"> </w:t>
+      </w:r>
+      <w:r>
+        <w:t xml:space="preserve">changing (Dijkstra, Prim, task scheduling by priority).</w:t>
       </w:r>
     </w:p>
     <w:p>
@@ -3813,17 +4599,36 @@
         </w:numPr>
       </w:pPr>
       <w:r>
-        <w:t xml:space="preserve">Q: Circular queue wrap?</w:t>
-      </w:r>
-      <w:r>
-        <w:t xml:space="preserve"> </w:t>
-      </w:r>
-      <w:r>
-        <w:rPr>
-          <w:b/>
-          <w:bCs/>
-        </w:rPr>
-        <w:t xml:space="preserve">A: (i+1) % capacity.</w:t>
+        <w:t xml:space="preserve">You need</w:t>
+      </w:r>
+      <w:r>
+        <w:t xml:space="preserve"> </w:t>
+      </w:r>
+      <w:r>
+        <w:rPr>
+          <w:b/>
+          <w:bCs/>
+        </w:rPr>
+        <w:t xml:space="preserve">top-K / K-th</w:t>
+      </w:r>
+      <w:r>
+        <w:t xml:space="preserve"> </w:t>
+      </w:r>
+      <w:r>
+        <w:t xml:space="preserve">without a full sort, especially on a</w:t>
+      </w:r>
+      <w:r>
+        <w:t xml:space="preserve"> </w:t>
+      </w:r>
+      <w:r>
+        <w:rPr>
+          <w:b/>
+          <w:bCs/>
+        </w:rPr>
+        <w:t xml:space="preserve">stream</w:t>
+      </w:r>
+      <w:r>
+        <w:t xml:space="preserve">.</w:t>
       </w:r>
     </w:p>
     <w:p>
@@ -3835,17 +4640,23 @@
         </w:numPr>
       </w:pPr>
       <w:r>
-        <w:t xml:space="preserve">Q: Sliding window max in O(n)?</w:t>
-      </w:r>
-      <w:r>
-        <w:t xml:space="preserve"> </w:t>
-      </w:r>
-      <w:r>
-        <w:rPr>
-          <w:b/>
-          <w:bCs/>
-        </w:rPr>
-        <w:t xml:space="preserve">A: monotonic (decreasing) deque.</w:t>
+        <w:t xml:space="preserve">You are</w:t>
+      </w:r>
+      <w:r>
+        <w:t xml:space="preserve"> </w:t>
+      </w:r>
+      <w:r>
+        <w:rPr>
+          <w:b/>
+          <w:bCs/>
+        </w:rPr>
+        <w:t xml:space="preserve">merging many sorted sequences</w:t>
+      </w:r>
+      <w:r>
+        <w:t xml:space="preserve"> </w:t>
+      </w:r>
+      <w:r>
+        <w:t xml:space="preserve">(min-heap of heads).</w:t>
       </w:r>
     </w:p>
     <w:p>
@@ -3857,93 +4668,235 @@
         </w:numPr>
       </w:pPr>
       <w:r>
-        <w:t xml:space="preserve">Q: Heap children of i?</w:t>
-      </w:r>
-      <w:r>
-        <w:t xml:space="preserve"> </w:t>
-      </w:r>
-      <w:r>
-        <w:rPr>
-          <w:b/>
-          <w:bCs/>
-        </w:rPr>
-        <w:t xml:space="preserve">A: 2i+1, 2i+2; parent (i-1)/2.</w:t>
-      </w:r>
-    </w:p>
-    <w:p>
-      <w:pPr>
-        <w:pStyle w:val="Compact"/>
-        <w:numPr>
-          <w:ilvl w:val="0"/>
-          <w:numId w:val="1019"/>
-        </w:numPr>
-      </w:pPr>
-      <w:r>
-        <w:t xml:space="preserve">Q: push/pop/peek/build costs?</w:t>
-      </w:r>
-      <w:r>
-        <w:t xml:space="preserve"> </w:t>
-      </w:r>
-      <w:r>
-        <w:rPr>
-          <w:b/>
-          <w:bCs/>
-        </w:rPr>
-        <w:t xml:space="preserve">A: log n / log n / O(1) / O(n).</w:t>
-      </w:r>
-    </w:p>
-    <w:p>
-      <w:pPr>
-        <w:pStyle w:val="Compact"/>
-        <w:numPr>
-          <w:ilvl w:val="0"/>
-          <w:numId w:val="1019"/>
-        </w:numPr>
-      </w:pPr>
-      <w:r>
-        <w:t xml:space="preserve">Q: K largest efficiently?</w:t>
-      </w:r>
-      <w:r>
-        <w:t xml:space="preserve"> </w:t>
-      </w:r>
-      <w:r>
-        <w:rPr>
-          <w:b/>
-          <w:bCs/>
-        </w:rPr>
-        <w:t xml:space="preserve">A: size-K min-heap, O(n log k).</w:t>
-      </w:r>
-    </w:p>
-    <w:p>
-      <w:pPr>
-        <w:pStyle w:val="Compact"/>
-        <w:numPr>
-          <w:ilvl w:val="0"/>
-          <w:numId w:val="1019"/>
-        </w:numPr>
-      </w:pPr>
-      <w:r>
-        <w:t xml:space="preserve">Q: Streaming median?</w:t>
-      </w:r>
-      <w:r>
-        <w:t xml:space="preserve"> </w:t>
-      </w:r>
-      <w:r>
-        <w:rPr>
-          <w:b/>
-          <w:bCs/>
-        </w:rPr>
-        <w:t xml:space="preserve">A: two heaps (max-heap + min-heap).</w:t>
+        <w:rPr>
+          <w:b/>
+          <w:bCs/>
+        </w:rPr>
+        <w:t xml:space="preserve">Do NOT</w:t>
+      </w:r>
+      <w:r>
+        <w:t xml:space="preserve"> </w:t>
+      </w:r>
+      <w:r>
+        <w:t xml:space="preserve">use a heap when you need items in</w:t>
+      </w:r>
+      <w:r>
+        <w:t xml:space="preserve"> </w:t>
+      </w:r>
+      <w:r>
+        <w:rPr>
+          <w:i/>
+          <w:iCs/>
+        </w:rPr>
+        <w:t xml:space="preserve">sorted</w:t>
+      </w:r>
+      <w:r>
+        <w:t xml:space="preserve"> </w:t>
+      </w:r>
+      <w:r>
+        <w:t xml:space="preserve">order overall (just sort,</w:t>
+      </w:r>
+      <w:r>
+        <w:t xml:space="preserve"> </w:t>
+      </w:r>
+      <w:r>
+        <w:t xml:space="preserve">O(n log n)), or when you need fast</w:t>
+      </w:r>
+      <w:r>
+        <w:t xml:space="preserve"> </w:t>
+      </w:r>
+      <w:r>
+        <w:rPr>
+          <w:b/>
+          <w:bCs/>
+        </w:rPr>
+        <w:t xml:space="preserve">search/lookup by key</w:t>
+      </w:r>
+      <w:r>
+        <w:t xml:space="preserve"> </w:t>
+      </w:r>
+      <w:r>
+        <w:t xml:space="preserve">(a heap has no O(1)</w:t>
+      </w:r>
+      <w:r>
+        <w:t xml:space="preserve"> </w:t>
+      </w:r>
+      <w:r>
+        <w:t xml:space="preserve">find — use a hashmap, Module 7), or when K ≈ n (sorting is simpler).</w:t>
+      </w:r>
+    </w:p>
+    <w:bookmarkEnd w:id="65"/>
+    <w:bookmarkStart w:id="66" w:name="c-merge-k-sorted-listsarrays"/>
+    <w:p>
+      <w:pPr>
+        <w:pStyle w:val="Heading3"/>
+      </w:pPr>
+      <w:r>
+        <w:t xml:space="preserve">C) Merge K sorted lists/arrays</w:t>
+      </w:r>
+    </w:p>
+    <w:p>
+      <w:pPr>
+        <w:pStyle w:val="FirstParagraph"/>
+      </w:pPr>
+      <w:r>
+        <w:t xml:space="preserve">Put the first element of each of the K lists into a min-heap; repeatedly pop the</w:t>
+      </w:r>
+      <w:r>
+        <w:t xml:space="preserve"> </w:t>
+      </w:r>
+      <w:r>
+        <w:t xml:space="preserve">smallest and push the next element from that list.</w:t>
+      </w:r>
+    </w:p>
+    <w:p>
+      <w:pPr>
+        <w:pStyle w:val="SourceCode"/>
+      </w:pPr>
+      <w:r>
+        <w:rPr>
+          <w:rStyle w:val="VerbatimChar"/>
+        </w:rPr>
+        <w:t xml:space="preserve"># Merge K sorted                             O(N log k)   (N = total elements)</w:t>
+      </w:r>
+      <w:r>
+        <w:br/>
+      </w:r>
+      <w:r>
+        <w:rPr>
+          <w:rStyle w:val="VerbatimChar"/>
+        </w:rPr>
+        <w:t xml:space="preserve">push the head of each list into a min-heap</w:t>
+      </w:r>
+      <w:r>
+        <w:br/>
+      </w:r>
+      <w:r>
+        <w:rPr>
+          <w:rStyle w:val="VerbatimChar"/>
+        </w:rPr>
+        <w:t xml:space="preserve">while heap not empty:</w:t>
+      </w:r>
+      <w:r>
+        <w:br/>
+      </w:r>
+      <w:r>
+        <w:rPr>
+          <w:rStyle w:val="VerbatimChar"/>
+        </w:rPr>
+        <w:t xml:space="preserve">    pop smallest -&gt; append to result; push the next node from that list</w:t>
       </w:r>
     </w:p>
     <w:bookmarkEnd w:id="66"/>
-    <w:bookmarkStart w:id="67" w:name="module-6-pattern-recognition"/>
-    <w:p>
-      <w:pPr>
-        <w:pStyle w:val="Heading2"/>
-      </w:pPr>
-      <w:r>
-        <w:t xml:space="preserve">Module 6 — Pattern Recognition</w:t>
+    <w:bookmarkStart w:id="67" w:name="d-median-from-a-data-stream-two-heaps"/>
+    <w:p>
+      <w:pPr>
+        <w:pStyle w:val="Heading3"/>
+      </w:pPr>
+      <w:r>
+        <w:t xml:space="preserve">D) Median from a data stream (two heaps)</w:t>
+      </w:r>
+    </w:p>
+    <w:p>
+      <w:pPr>
+        <w:pStyle w:val="FirstParagraph"/>
+      </w:pPr>
+      <w:r>
+        <w:t xml:space="preserve">Keep a</w:t>
+      </w:r>
+      <w:r>
+        <w:t xml:space="preserve"> </w:t>
+      </w:r>
+      <w:r>
+        <w:rPr>
+          <w:b/>
+          <w:bCs/>
+        </w:rPr>
+        <w:t xml:space="preserve">max-heap</w:t>
+      </w:r>
+      <w:r>
+        <w:t xml:space="preserve"> </w:t>
+      </w:r>
+      <w:r>
+        <w:t xml:space="preserve">for the lower half and a</w:t>
+      </w:r>
+      <w:r>
+        <w:t xml:space="preserve"> </w:t>
+      </w:r>
+      <w:r>
+        <w:rPr>
+          <w:b/>
+          <w:bCs/>
+        </w:rPr>
+        <w:t xml:space="preserve">min-heap</w:t>
+      </w:r>
+      <w:r>
+        <w:t xml:space="preserve"> </w:t>
+      </w:r>
+      <w:r>
+        <w:t xml:space="preserve">for the upper half,</w:t>
+      </w:r>
+      <w:r>
+        <w:t xml:space="preserve"> </w:t>
+      </w:r>
+      <w:r>
+        <w:t xml:space="preserve">balanced in size. The median is the top of one heap (odd total) or the average of</w:t>
+      </w:r>
+      <w:r>
+        <w:t xml:space="preserve"> </w:t>
+      </w:r>
+      <w:r>
+        <w:t xml:space="preserve">both tops (even total). Each insert is O(log n); median is O(1). (LC 295.)</w:t>
+      </w:r>
+    </w:p>
+    <w:p>
+      <w:pPr>
+        <w:pStyle w:val="BlockText"/>
+      </w:pPr>
+      <w:r>
+        <w:rPr>
+          <w:b/>
+          <w:bCs/>
+        </w:rPr>
+        <w:t xml:space="preserve">Memory hook:</w:t>
+      </w:r>
+      <w:r>
+        <w:t xml:space="preserve"> </w:t>
+      </w:r>
+      <w:r>
+        <w:t xml:space="preserve">two heaps</w:t>
+      </w:r>
+      <w:r>
+        <w:t xml:space="preserve"> </w:t>
+      </w:r>
+      <w:r>
+        <w:rPr>
+          <w:b/>
+          <w:bCs/>
+        </w:rPr>
+        <w:t xml:space="preserve">facing each other</w:t>
+      </w:r>
+      <w:r>
+        <w:t xml:space="preserve"> </w:t>
+      </w:r>
+      <w:r>
+        <w:t xml:space="preserve">— the biggest of the small</w:t>
+      </w:r>
+      <w:r>
+        <w:t xml:space="preserve"> </w:t>
+      </w:r>
+      <w:r>
+        <w:t xml:space="preserve">half and the smallest of the big half meet exactly at the median.</w:t>
+      </w:r>
+    </w:p>
+    <w:bookmarkEnd w:id="67"/>
+    <w:bookmarkStart w:id="68" w:name="mcqs-6"/>
+    <w:p>
+      <w:pPr>
+        <w:pStyle w:val="Heading3"/>
+      </w:pPr>
+      <w:r>
+        <w:t xml:space="preserve">MCQs</w:t>
       </w:r>
     </w:p>
     <w:p>
@@ -3955,26 +4908,20 @@
         </w:numPr>
       </w:pPr>
       <w:r>
-        <w:t xml:space="preserve">“Process in arrival order / level-by-level (BFS)”</w:t>
-      </w:r>
-      <w:r>
-        <w:t xml:space="preserve"> </w:t>
-      </w:r>
-      <w:r>
-        <w:t xml:space="preserve">→</w:t>
-      </w:r>
-      <w:r>
-        <w:t xml:space="preserve"> </w:t>
-      </w:r>
-      <w:r>
-        <w:rPr>
-          <w:b/>
-          <w:bCs/>
-        </w:rPr>
-        <w:t xml:space="preserve">queue</w:t>
-      </w:r>
-      <w:r>
-        <w:t xml:space="preserve">.</w:t>
+        <w:t xml:space="preserve">K largest elements efficiently? → a</w:t>
+      </w:r>
+      <w:r>
+        <w:t xml:space="preserve"> </w:t>
+      </w:r>
+      <w:r>
+        <w:rPr>
+          <w:b/>
+          <w:bCs/>
+        </w:rPr>
+        <w:t xml:space="preserve">size-K min-heap</w:t>
+      </w:r>
+      <w:r>
+        <w:t xml:space="preserve">, O(n log k).</w:t>
       </w:r>
     </w:p>
     <w:p>
@@ -3986,23 +4933,17 @@
         </w:numPr>
       </w:pPr>
       <w:r>
-        <w:t xml:space="preserve">“Add/remove at both ends”</w:t>
-      </w:r>
-      <w:r>
-        <w:t xml:space="preserve"> </w:t>
-      </w:r>
-      <w:r>
-        <w:t xml:space="preserve">→</w:t>
-      </w:r>
-      <w:r>
-        <w:t xml:space="preserve"> </w:t>
-      </w:r>
-      <w:r>
-        <w:rPr>
-          <w:b/>
-          <w:bCs/>
-        </w:rPr>
-        <w:t xml:space="preserve">deque</w:t>
+        <w:t xml:space="preserve">Merge K sorted lists time? →</w:t>
+      </w:r>
+      <w:r>
+        <w:t xml:space="preserve"> </w:t>
+      </w:r>
+      <w:r>
+        <w:rPr>
+          <w:b/>
+          <w:bCs/>
+        </w:rPr>
+        <w:t xml:space="preserve">O(N log k)</w:t>
       </w:r>
       <w:r>
         <w:t xml:space="preserve">.</w:t>
@@ -4017,146 +4958,7 @@
         </w:numPr>
       </w:pPr>
       <w:r>
-        <w:t xml:space="preserve">“Max/min of a sliding window”</w:t>
-      </w:r>
-      <w:r>
-        <w:t xml:space="preserve"> </w:t>
-      </w:r>
-      <w:r>
-        <w:t xml:space="preserve">→</w:t>
-      </w:r>
-      <w:r>
-        <w:t xml:space="preserve"> </w:t>
-      </w:r>
-      <w:r>
-        <w:rPr>
-          <w:b/>
-          <w:bCs/>
-        </w:rPr>
-        <w:t xml:space="preserve">monotonic deque</w:t>
-      </w:r>
-      <w:r>
-        <w:t xml:space="preserve">.</w:t>
-      </w:r>
-    </w:p>
-    <w:p>
-      <w:pPr>
-        <w:pStyle w:val="Compact"/>
-        <w:numPr>
-          <w:ilvl w:val="0"/>
-          <w:numId w:val="1020"/>
-        </w:numPr>
-      </w:pPr>
-      <w:r>
-        <w:t xml:space="preserve">“Top-K / K-th largest /</w:t>
-      </w:r>
-      <w:r>
-        <w:t xml:space="preserve"> </w:t>
-      </w:r>
-      <w:r>
-        <w:t xml:space="preserve">‘closest K’</w:t>
-      </w:r>
-      <w:r>
-        <w:t xml:space="preserve">”</w:t>
-      </w:r>
-      <w:r>
-        <w:t xml:space="preserve"> </w:t>
-      </w:r>
-      <w:r>
-        <w:t xml:space="preserve">→</w:t>
-      </w:r>
-      <w:r>
-        <w:t xml:space="preserve"> </w:t>
-      </w:r>
-      <w:r>
-        <w:rPr>
-          <w:b/>
-          <w:bCs/>
-        </w:rPr>
-        <w:t xml:space="preserve">heap (size K)</w:t>
-      </w:r>
-      <w:r>
-        <w:t xml:space="preserve">.</w:t>
-      </w:r>
-    </w:p>
-    <w:p>
-      <w:pPr>
-        <w:pStyle w:val="Compact"/>
-        <w:numPr>
-          <w:ilvl w:val="0"/>
-          <w:numId w:val="1020"/>
-        </w:numPr>
-      </w:pPr>
-      <w:r>
-        <w:t xml:space="preserve">“Always need the current smallest/largest”</w:t>
-      </w:r>
-      <w:r>
-        <w:t xml:space="preserve"> </w:t>
-      </w:r>
-      <w:r>
-        <w:t xml:space="preserve">→</w:t>
-      </w:r>
-      <w:r>
-        <w:t xml:space="preserve"> </w:t>
-      </w:r>
-      <w:r>
-        <w:rPr>
-          <w:b/>
-          <w:bCs/>
-        </w:rPr>
-        <w:t xml:space="preserve">priority queue</w:t>
-      </w:r>
-      <w:r>
-        <w:t xml:space="preserve">.</w:t>
-      </w:r>
-    </w:p>
-    <w:p>
-      <w:pPr>
-        <w:pStyle w:val="Compact"/>
-        <w:numPr>
-          <w:ilvl w:val="0"/>
-          <w:numId w:val="1020"/>
-        </w:numPr>
-      </w:pPr>
-      <w:r>
-        <w:t xml:space="preserve">“Merge many sorted sequences”</w:t>
-      </w:r>
-      <w:r>
-        <w:t xml:space="preserve"> </w:t>
-      </w:r>
-      <w:r>
-        <w:t xml:space="preserve">→</w:t>
-      </w:r>
-      <w:r>
-        <w:t xml:space="preserve"> </w:t>
-      </w:r>
-      <w:r>
-        <w:rPr>
-          <w:b/>
-          <w:bCs/>
-        </w:rPr>
-        <w:t xml:space="preserve">min-heap of heads</w:t>
-      </w:r>
-      <w:r>
-        <w:t xml:space="preserve">.</w:t>
-      </w:r>
-    </w:p>
-    <w:p>
-      <w:pPr>
-        <w:pStyle w:val="Compact"/>
-        <w:numPr>
-          <w:ilvl w:val="0"/>
-          <w:numId w:val="1020"/>
-        </w:numPr>
-      </w:pPr>
-      <w:r>
-        <w:t xml:space="preserve">“Median of a stream”</w:t>
-      </w:r>
-      <w:r>
-        <w:t xml:space="preserve"> </w:t>
-      </w:r>
-      <w:r>
-        <w:t xml:space="preserve">→</w:t>
+        <w:t xml:space="preserve">Streaming median structure? →</w:t>
       </w:r>
       <w:r>
         <w:t xml:space="preserve"> </w:t>
@@ -4169,17 +4971,20 @@
         <w:t xml:space="preserve">two heaps</w:t>
       </w:r>
       <w:r>
-        <w:t xml:space="preserve">.</w:t>
-      </w:r>
-    </w:p>
-    <w:bookmarkEnd w:id="67"/>
-    <w:bookmarkStart w:id="68" w:name="Xb9fc17a616a548bab07635914224ee63522f8c8"/>
-    <w:p>
-      <w:pPr>
-        <w:pStyle w:val="Heading2"/>
-      </w:pPr>
-      <w:r>
-        <w:t xml:space="preserve">Module 6 — Interview Questions (with follow-ups)</w:t>
+        <w:t xml:space="preserve"> </w:t>
+      </w:r>
+      <w:r>
+        <w:t xml:space="preserve">(max-heap + min-heap).</w:t>
+      </w:r>
+    </w:p>
+    <w:bookmarkEnd w:id="68"/>
+    <w:bookmarkStart w:id="69" w:name="problems-3"/>
+    <w:p>
+      <w:pPr>
+        <w:pStyle w:val="Heading3"/>
+      </w:pPr>
+      <w:r>
+        <w:t xml:space="preserve">Problems</w:t>
       </w:r>
     </w:p>
     <w:p>
@@ -4191,171 +4996,37 @@
         </w:numPr>
       </w:pPr>
       <w:r>
-        <w:rPr>
-          <w:i/>
-          <w:iCs/>
-        </w:rPr>
-        <w:t xml:space="preserve">Implement a queue with two stacks.</w:t>
-      </w:r>
-      <w:r>
-        <w:t xml:space="preserve"> </w:t>
-      </w:r>
-      <w:r>
-        <w:t xml:space="preserve">FU:</w:t>
-      </w:r>
-      <w:r>
-        <w:t xml:space="preserve"> </w:t>
-      </w:r>
-      <w:r>
-        <w:rPr>
-          <w:i/>
-          <w:iCs/>
-        </w:rPr>
-        <w:t xml:space="preserve">prove amortised O(1).</w:t>
-      </w:r>
-    </w:p>
-    <w:p>
-      <w:pPr>
-        <w:pStyle w:val="Compact"/>
-        <w:numPr>
-          <w:ilvl w:val="0"/>
-          <w:numId w:val="1021"/>
-        </w:numPr>
-      </w:pPr>
-      <w:r>
-        <w:rPr>
-          <w:i/>
-          <w:iCs/>
-        </w:rPr>
-        <w:t xml:space="preserve">Sliding window maximum.</w:t>
-      </w:r>
-      <w:r>
-        <w:t xml:space="preserve"> </w:t>
-      </w:r>
-      <w:r>
-        <w:t xml:space="preserve">FU:</w:t>
-      </w:r>
-      <w:r>
-        <w:t xml:space="preserve"> </w:t>
-      </w:r>
-      <w:r>
-        <w:rPr>
-          <w:i/>
-          <w:iCs/>
-        </w:rPr>
-        <w:t xml:space="preserve">why O(n)? what does the deque store?</w:t>
-      </w:r>
-    </w:p>
-    <w:p>
-      <w:pPr>
-        <w:pStyle w:val="Compact"/>
-        <w:numPr>
-          <w:ilvl w:val="0"/>
-          <w:numId w:val="1021"/>
-        </w:numPr>
-      </w:pPr>
-      <w:r>
-        <w:rPr>
-          <w:i/>
-          <w:iCs/>
-        </w:rPr>
-        <w:t xml:space="preserve">K-th largest element.</w:t>
-      </w:r>
-      <w:r>
-        <w:t xml:space="preserve"> </w:t>
-      </w:r>
-      <w:r>
-        <w:t xml:space="preserve">FU:</w:t>
-      </w:r>
-      <w:r>
-        <w:t xml:space="preserve"> </w:t>
-      </w:r>
-      <w:r>
-        <w:rPr>
-          <w:i/>
-          <w:iCs/>
-        </w:rPr>
-        <w:t xml:space="preserve">heap vs quickselect trade-offs.</w:t>
-      </w:r>
-    </w:p>
-    <w:p>
-      <w:pPr>
-        <w:pStyle w:val="Compact"/>
-        <w:numPr>
-          <w:ilvl w:val="0"/>
-          <w:numId w:val="1021"/>
-        </w:numPr>
-      </w:pPr>
-      <w:r>
-        <w:rPr>
-          <w:i/>
-          <w:iCs/>
-        </w:rPr>
-        <w:t xml:space="preserve">Merge k sorted lists.</w:t>
-      </w:r>
-      <w:r>
-        <w:t xml:space="preserve"> </w:t>
-      </w:r>
-      <w:r>
-        <w:t xml:space="preserve">FU:</w:t>
-      </w:r>
-      <w:r>
-        <w:t xml:space="preserve"> </w:t>
-      </w:r>
-      <w:r>
-        <w:rPr>
-          <w:i/>
-          <w:iCs/>
-        </w:rPr>
-        <w:t xml:space="preserve">complexity with a heap?</w:t>
-      </w:r>
-      <w:r>
-        <w:t xml:space="preserve"> </w:t>
-      </w:r>
-      <w:r>
-        <w:t xml:space="preserve">→ O(N log k).</w:t>
-      </w:r>
-    </w:p>
-    <w:p>
-      <w:pPr>
-        <w:pStyle w:val="Compact"/>
-        <w:numPr>
-          <w:ilvl w:val="0"/>
-          <w:numId w:val="1021"/>
-        </w:numPr>
-      </w:pPr>
-      <w:r>
-        <w:rPr>
-          <w:i/>
-          <w:iCs/>
-        </w:rPr>
-        <w:t xml:space="preserve">Median from a data stream.</w:t>
-      </w:r>
-      <w:r>
-        <w:t xml:space="preserve"> </w:t>
-      </w:r>
-      <w:r>
-        <w:t xml:space="preserve">FU:</w:t>
-      </w:r>
-      <w:r>
-        <w:t xml:space="preserve"> </w:t>
-      </w:r>
-      <w:r>
-        <w:rPr>
-          <w:i/>
-          <w:iCs/>
-        </w:rPr>
-        <w:t xml:space="preserve">which heap holds which half?</w:t>
-      </w:r>
-    </w:p>
-    <w:bookmarkEnd w:id="68"/>
-    <w:bookmarkStart w:id="69" w:name="module-6-gate-sebi-rbi-isro-perspective"/>
+        <w:t xml:space="preserve">Kth Largest Element (215); Top K Frequent Elements (347); K Closest Points</w:t>
+      </w:r>
+      <w:r>
+        <w:t xml:space="preserve"> </w:t>
+      </w:r>
+      <w:r>
+        <w:t xml:space="preserve">(973); Merge k Sorted Lists (23); Find Median from Data Stream (295); Task</w:t>
+      </w:r>
+      <w:r>
+        <w:t xml:space="preserve"> </w:t>
+      </w:r>
+      <w:r>
+        <w:t xml:space="preserve">Scheduler (621).</w:t>
+      </w:r>
+    </w:p>
+    <w:p>
+      <w:r>
+        <w:pict>
+          <v:rect style="width:0;height:1.5pt" o:hralign="center" o:hrstd="t" o:hr="t"/>
+        </w:pict>
+      </w:r>
+    </w:p>
+    <w:bookmarkEnd w:id="69"/>
+    <w:bookmarkEnd w:id="70"/>
+    <w:bookmarkStart w:id="71" w:name="module-6-concept-review-one-page"/>
     <w:p>
       <w:pPr>
         <w:pStyle w:val="Heading2"/>
       </w:pPr>
       <w:r>
-        <w:t xml:space="preserve">Module 6 — GATE / SEBI / RBI / ISRO Perspective</w:t>
+        <w:t xml:space="preserve">Module 6 — Concept Review (one page)</w:t>
       </w:r>
     </w:p>
     <w:p>
@@ -4371,48 +5042,10 @@
           <w:b/>
           <w:bCs/>
         </w:rPr>
-        <w:t xml:space="preserve">GATE favourites:</w:t>
-      </w:r>
-      <w:r>
-        <w:t xml:space="preserve"> </w:t>
-      </w:r>
-      <w:r>
-        <w:t xml:space="preserve">circular-queue full/empty conditions and index formulas;</w:t>
-      </w:r>
-      <w:r>
-        <w:t xml:space="preserve"> </w:t>
-      </w:r>
-      <w:r>
-        <w:rPr>
-          <w:b/>
-          <w:bCs/>
-        </w:rPr>
-        <w:t xml:space="preserve">heap array index formulas</w:t>
-      </w:r>
-      <w:r>
-        <w:t xml:space="preserve">;</w:t>
-      </w:r>
-      <w:r>
-        <w:t xml:space="preserve"> </w:t>
-      </w:r>
-      <w:r>
-        <w:rPr>
-          <w:b/>
-          <w:bCs/>
-        </w:rPr>
-        <w:t xml:space="preserve">build-heap is O(n)</w:t>
-      </w:r>
-      <w:r>
-        <w:t xml:space="preserve"> </w:t>
-      </w:r>
-      <w:r>
-        <w:t xml:space="preserve">(not O(n log n));</w:t>
-      </w:r>
-      <w:r>
-        <w:t xml:space="preserve"> </w:t>
-      </w:r>
-      <w:r>
-        <w:t xml:space="preserve">heapsort complexity; number of swaps in heap operations; min/max-heap tracing.</w:t>
+        <w:t xml:space="preserve">Queue = FIFO</w:t>
+      </w:r>
+      <w:r>
+        <w:t xml:space="preserve">; enqueue rear, dequeue front, O(1); powers BFS &amp; scheduling.</w:t>
       </w:r>
     </w:p>
     <w:p>
@@ -4428,6 +5061,987 @@
           <w:b/>
           <w:bCs/>
         </w:rPr>
+        <w:t xml:space="preserve">Circular queue</w:t>
+      </w:r>
+      <w:r>
+        <w:t xml:space="preserve"> </w:t>
+      </w:r>
+      <w:r>
+        <w:t xml:space="preserve">wraps with</w:t>
+      </w:r>
+      <w:r>
+        <w:t xml:space="preserve"> </w:t>
+      </w:r>
+      <w:r>
+        <w:rPr>
+          <w:rStyle w:val="VerbatimChar"/>
+        </w:rPr>
+        <w:t xml:space="preserve">% capacity</w:t>
+      </w:r>
+      <w:r>
+        <w:t xml:space="preserve"> </w:t>
+      </w:r>
+      <w:r>
+        <w:t xml:space="preserve">→ O(1), no wasted space; track size</w:t>
+      </w:r>
+      <w:r>
+        <w:t xml:space="preserve"> </w:t>
+      </w:r>
+      <w:r>
+        <w:t xml:space="preserve">to tell full from empty.</w:t>
+      </w:r>
+    </w:p>
+    <w:p>
+      <w:pPr>
+        <w:pStyle w:val="Compact"/>
+        <w:numPr>
+          <w:ilvl w:val="0"/>
+          <w:numId w:val="1022"/>
+        </w:numPr>
+      </w:pPr>
+      <w:r>
+        <w:rPr>
+          <w:b/>
+          <w:bCs/>
+        </w:rPr>
+        <w:t xml:space="preserve">Deque</w:t>
+      </w:r>
+      <w:r>
+        <w:t xml:space="preserve"> </w:t>
+      </w:r>
+      <w:r>
+        <w:t xml:space="preserve">= both ends O(1); base for monotonic queue; queue-from-2-stacks is</w:t>
+      </w:r>
+      <w:r>
+        <w:t xml:space="preserve"> </w:t>
+      </w:r>
+      <w:r>
+        <w:t xml:space="preserve">amortised O(1).</w:t>
+      </w:r>
+    </w:p>
+    <w:p>
+      <w:pPr>
+        <w:pStyle w:val="Compact"/>
+        <w:numPr>
+          <w:ilvl w:val="0"/>
+          <w:numId w:val="1022"/>
+        </w:numPr>
+      </w:pPr>
+      <w:r>
+        <w:rPr>
+          <w:b/>
+          <w:bCs/>
+        </w:rPr>
+        <w:t xml:space="preserve">Monotonic deque</w:t>
+      </w:r>
+      <w:r>
+        <w:t xml:space="preserve"> </w:t>
+      </w:r>
+      <w:r>
+        <w:t xml:space="preserve">→ sliding-window max/min in O(n) (decreasing deque, front =</w:t>
+      </w:r>
+      <w:r>
+        <w:t xml:space="preserve"> </w:t>
+      </w:r>
+      <w:r>
+        <w:t xml:space="preserve">max).</w:t>
+      </w:r>
+    </w:p>
+    <w:p>
+      <w:pPr>
+        <w:pStyle w:val="Compact"/>
+        <w:numPr>
+          <w:ilvl w:val="0"/>
+          <w:numId w:val="1022"/>
+        </w:numPr>
+      </w:pPr>
+      <w:r>
+        <w:rPr>
+          <w:b/>
+          <w:bCs/>
+        </w:rPr>
+        <w:t xml:space="preserve">Heap / priority queue</w:t>
+      </w:r>
+      <w:r>
+        <w:t xml:space="preserve"> </w:t>
+      </w:r>
+      <w:r>
+        <w:t xml:space="preserve">= complete tree, array-stored (</w:t>
+      </w:r>
+      <w:r>
+        <w:rPr>
+          <w:rStyle w:val="VerbatimChar"/>
+        </w:rPr>
+        <w:t xml:space="preserve">2i+1</w:t>
+      </w:r>
+      <w:r>
+        <w:t xml:space="preserve">,</w:t>
+      </w:r>
+      <w:r>
+        <w:t xml:space="preserve"> </w:t>
+      </w:r>
+      <w:r>
+        <w:rPr>
+          <w:rStyle w:val="VerbatimChar"/>
+        </w:rPr>
+        <w:t xml:space="preserve">2i+2</w:t>
+      </w:r>
+      <w:r>
+        <w:t xml:space="preserve">); push/</w:t>
+      </w:r>
+      <w:r>
+        <w:t xml:space="preserve"> </w:t>
+      </w:r>
+      <w:r>
+        <w:t xml:space="preserve">pop O(log n), peek O(1), build O(n), heapsort O(n log n).</w:t>
+      </w:r>
+    </w:p>
+    <w:p>
+      <w:pPr>
+        <w:pStyle w:val="Compact"/>
+        <w:numPr>
+          <w:ilvl w:val="0"/>
+          <w:numId w:val="1022"/>
+        </w:numPr>
+      </w:pPr>
+      <w:r>
+        <w:rPr>
+          <w:b/>
+          <w:bCs/>
+        </w:rPr>
+        <w:t xml:space="preserve">Heap uses:</w:t>
+      </w:r>
+      <w:r>
+        <w:t xml:space="preserve"> </w:t>
+      </w:r>
+      <w:r>
+        <w:t xml:space="preserve">Top-K (size-K heap, O(n log k)), K-th largest, merge K sorted</w:t>
+      </w:r>
+      <w:r>
+        <w:t xml:space="preserve"> </w:t>
+      </w:r>
+      <w:r>
+        <w:t xml:space="preserve">(O(N log k)), streaming median (two heaps).</w:t>
+      </w:r>
+    </w:p>
+    <w:bookmarkEnd w:id="71"/>
+    <w:bookmarkStart w:id="72" w:name="module-6-flash-cards"/>
+    <w:p>
+      <w:pPr>
+        <w:pStyle w:val="Heading2"/>
+      </w:pPr>
+      <w:r>
+        <w:t xml:space="preserve">Module 6 — Flash Cards</w:t>
+      </w:r>
+    </w:p>
+    <w:p>
+      <w:pPr>
+        <w:pStyle w:val="Compact"/>
+        <w:numPr>
+          <w:ilvl w:val="0"/>
+          <w:numId w:val="1023"/>
+        </w:numPr>
+      </w:pPr>
+      <w:r>
+        <w:t xml:space="preserve">Q: Queue vs stack order?</w:t>
+      </w:r>
+      <w:r>
+        <w:t xml:space="preserve"> </w:t>
+      </w:r>
+      <w:r>
+        <w:rPr>
+          <w:b/>
+          <w:bCs/>
+        </w:rPr>
+        <w:t xml:space="preserve">A: FIFO vs LIFO.</w:t>
+      </w:r>
+    </w:p>
+    <w:p>
+      <w:pPr>
+        <w:pStyle w:val="Compact"/>
+        <w:numPr>
+          <w:ilvl w:val="0"/>
+          <w:numId w:val="1023"/>
+        </w:numPr>
+      </w:pPr>
+      <w:r>
+        <w:t xml:space="preserve">Q: Circular queue wrap?</w:t>
+      </w:r>
+      <w:r>
+        <w:t xml:space="preserve"> </w:t>
+      </w:r>
+      <w:r>
+        <w:rPr>
+          <w:b/>
+          <w:bCs/>
+        </w:rPr>
+        <w:t xml:space="preserve">A: (i+1) % capacity.</w:t>
+      </w:r>
+    </w:p>
+    <w:p>
+      <w:pPr>
+        <w:pStyle w:val="Compact"/>
+        <w:numPr>
+          <w:ilvl w:val="0"/>
+          <w:numId w:val="1023"/>
+        </w:numPr>
+      </w:pPr>
+      <w:r>
+        <w:t xml:space="preserve">Q: Sliding window max in O(n)?</w:t>
+      </w:r>
+      <w:r>
+        <w:t xml:space="preserve"> </w:t>
+      </w:r>
+      <w:r>
+        <w:rPr>
+          <w:b/>
+          <w:bCs/>
+        </w:rPr>
+        <w:t xml:space="preserve">A: monotonic (decreasing) deque.</w:t>
+      </w:r>
+    </w:p>
+    <w:p>
+      <w:pPr>
+        <w:pStyle w:val="Compact"/>
+        <w:numPr>
+          <w:ilvl w:val="0"/>
+          <w:numId w:val="1023"/>
+        </w:numPr>
+      </w:pPr>
+      <w:r>
+        <w:t xml:space="preserve">Q: Heap children of i?</w:t>
+      </w:r>
+      <w:r>
+        <w:t xml:space="preserve"> </w:t>
+      </w:r>
+      <w:r>
+        <w:rPr>
+          <w:b/>
+          <w:bCs/>
+        </w:rPr>
+        <w:t xml:space="preserve">A: 2i+1, 2i+2; parent (i-1)/2.</w:t>
+      </w:r>
+    </w:p>
+    <w:p>
+      <w:pPr>
+        <w:pStyle w:val="Compact"/>
+        <w:numPr>
+          <w:ilvl w:val="0"/>
+          <w:numId w:val="1023"/>
+        </w:numPr>
+      </w:pPr>
+      <w:r>
+        <w:t xml:space="preserve">Q: push/pop/peek/build costs?</w:t>
+      </w:r>
+      <w:r>
+        <w:t xml:space="preserve"> </w:t>
+      </w:r>
+      <w:r>
+        <w:rPr>
+          <w:b/>
+          <w:bCs/>
+        </w:rPr>
+        <w:t xml:space="preserve">A: log n / log n / O(1) / O(n).</w:t>
+      </w:r>
+    </w:p>
+    <w:p>
+      <w:pPr>
+        <w:pStyle w:val="Compact"/>
+        <w:numPr>
+          <w:ilvl w:val="0"/>
+          <w:numId w:val="1023"/>
+        </w:numPr>
+      </w:pPr>
+      <w:r>
+        <w:t xml:space="preserve">Q: K largest efficiently?</w:t>
+      </w:r>
+      <w:r>
+        <w:t xml:space="preserve"> </w:t>
+      </w:r>
+      <w:r>
+        <w:rPr>
+          <w:b/>
+          <w:bCs/>
+        </w:rPr>
+        <w:t xml:space="preserve">A: size-K min-heap, O(n log k).</w:t>
+      </w:r>
+    </w:p>
+    <w:p>
+      <w:pPr>
+        <w:pStyle w:val="Compact"/>
+        <w:numPr>
+          <w:ilvl w:val="0"/>
+          <w:numId w:val="1023"/>
+        </w:numPr>
+      </w:pPr>
+      <w:r>
+        <w:t xml:space="preserve">Q: Streaming median?</w:t>
+      </w:r>
+      <w:r>
+        <w:t xml:space="preserve"> </w:t>
+      </w:r>
+      <w:r>
+        <w:rPr>
+          <w:b/>
+          <w:bCs/>
+        </w:rPr>
+        <w:t xml:space="preserve">A: two heaps (max-heap + min-heap).</w:t>
+      </w:r>
+    </w:p>
+    <w:p>
+      <w:pPr>
+        <w:pStyle w:val="Compact"/>
+        <w:numPr>
+          <w:ilvl w:val="0"/>
+          <w:numId w:val="1023"/>
+        </w:numPr>
+      </w:pPr>
+      <w:r>
+        <w:t xml:space="preserve">Q: BFS vs DFS structure?</w:t>
+      </w:r>
+      <w:r>
+        <w:t xml:space="preserve"> </w:t>
+      </w:r>
+      <w:r>
+        <w:rPr>
+          <w:b/>
+          <w:bCs/>
+        </w:rPr>
+        <w:t xml:space="preserve">A: queue (FIFO) vs stack (LIFO).</w:t>
+      </w:r>
+    </w:p>
+    <w:p>
+      <w:pPr>
+        <w:pStyle w:val="Compact"/>
+        <w:numPr>
+          <w:ilvl w:val="0"/>
+          <w:numId w:val="1023"/>
+        </w:numPr>
+      </w:pPr>
+      <w:r>
+        <w:t xml:space="preserve">Q: Circular queue</w:t>
+      </w:r>
+      <w:r>
+        <w:t xml:space="preserve"> </w:t>
+      </w:r>
+      <w:r>
+        <w:t xml:space="preserve">“leave one slot”</w:t>
+      </w:r>
+      <w:r>
+        <w:t xml:space="preserve"> </w:t>
+      </w:r>
+      <w:r>
+        <w:t xml:space="preserve">capacity?</w:t>
+      </w:r>
+      <w:r>
+        <w:t xml:space="preserve"> </w:t>
+      </w:r>
+      <w:r>
+        <w:rPr>
+          <w:b/>
+          <w:bCs/>
+        </w:rPr>
+        <w:t xml:space="preserve">A: n-1 items in n cells.</w:t>
+      </w:r>
+    </w:p>
+    <w:p>
+      <w:pPr>
+        <w:pStyle w:val="Compact"/>
+        <w:numPr>
+          <w:ilvl w:val="0"/>
+          <w:numId w:val="1023"/>
+        </w:numPr>
+      </w:pPr>
+      <w:r>
+        <w:t xml:space="preserve">Q: Queue from two stacks cost?</w:t>
+      </w:r>
+      <w:r>
+        <w:t xml:space="preserve"> </w:t>
+      </w:r>
+      <w:r>
+        <w:rPr>
+          <w:b/>
+          <w:bCs/>
+        </w:rPr>
+        <w:t xml:space="preserve">A: amortised O(1) (each item moved once).</w:t>
+      </w:r>
+    </w:p>
+    <w:p>
+      <w:pPr>
+        <w:pStyle w:val="Compact"/>
+        <w:numPr>
+          <w:ilvl w:val="0"/>
+          <w:numId w:val="1023"/>
+        </w:numPr>
+      </w:pPr>
+      <w:r>
+        <w:t xml:space="preserve">Q: Streaming k-th largest structure?</w:t>
+      </w:r>
+      <w:r>
+        <w:t xml:space="preserve"> </w:t>
+      </w:r>
+      <w:r>
+        <w:rPr>
+          <w:b/>
+          <w:bCs/>
+        </w:rPr>
+        <w:t xml:space="preserve">A: min-heap of size k, root = answer.</w:t>
+      </w:r>
+    </w:p>
+    <w:bookmarkEnd w:id="72"/>
+    <w:bookmarkStart w:id="73" w:name="module-6-pattern-recognition"/>
+    <w:p>
+      <w:pPr>
+        <w:pStyle w:val="Heading2"/>
+      </w:pPr>
+      <w:r>
+        <w:t xml:space="preserve">Module 6 — Pattern Recognition</w:t>
+      </w:r>
+    </w:p>
+    <w:p>
+      <w:pPr>
+        <w:pStyle w:val="Compact"/>
+        <w:numPr>
+          <w:ilvl w:val="0"/>
+          <w:numId w:val="1024"/>
+        </w:numPr>
+      </w:pPr>
+      <w:r>
+        <w:t xml:space="preserve">“Process in arrival order / level-by-level (BFS)”</w:t>
+      </w:r>
+      <w:r>
+        <w:t xml:space="preserve"> </w:t>
+      </w:r>
+      <w:r>
+        <w:t xml:space="preserve">→</w:t>
+      </w:r>
+      <w:r>
+        <w:t xml:space="preserve"> </w:t>
+      </w:r>
+      <w:r>
+        <w:rPr>
+          <w:b/>
+          <w:bCs/>
+        </w:rPr>
+        <w:t xml:space="preserve">queue</w:t>
+      </w:r>
+      <w:r>
+        <w:t xml:space="preserve">.</w:t>
+      </w:r>
+    </w:p>
+    <w:p>
+      <w:pPr>
+        <w:pStyle w:val="Compact"/>
+        <w:numPr>
+          <w:ilvl w:val="0"/>
+          <w:numId w:val="1024"/>
+        </w:numPr>
+      </w:pPr>
+      <w:r>
+        <w:t xml:space="preserve">“Add/remove at both ends”</w:t>
+      </w:r>
+      <w:r>
+        <w:t xml:space="preserve"> </w:t>
+      </w:r>
+      <w:r>
+        <w:t xml:space="preserve">→</w:t>
+      </w:r>
+      <w:r>
+        <w:t xml:space="preserve"> </w:t>
+      </w:r>
+      <w:r>
+        <w:rPr>
+          <w:b/>
+          <w:bCs/>
+        </w:rPr>
+        <w:t xml:space="preserve">deque</w:t>
+      </w:r>
+      <w:r>
+        <w:t xml:space="preserve">.</w:t>
+      </w:r>
+    </w:p>
+    <w:p>
+      <w:pPr>
+        <w:pStyle w:val="Compact"/>
+        <w:numPr>
+          <w:ilvl w:val="0"/>
+          <w:numId w:val="1024"/>
+        </w:numPr>
+      </w:pPr>
+      <w:r>
+        <w:t xml:space="preserve">“Max/min of a sliding window”</w:t>
+      </w:r>
+      <w:r>
+        <w:t xml:space="preserve"> </w:t>
+      </w:r>
+      <w:r>
+        <w:t xml:space="preserve">→</w:t>
+      </w:r>
+      <w:r>
+        <w:t xml:space="preserve"> </w:t>
+      </w:r>
+      <w:r>
+        <w:rPr>
+          <w:b/>
+          <w:bCs/>
+        </w:rPr>
+        <w:t xml:space="preserve">monotonic deque</w:t>
+      </w:r>
+      <w:r>
+        <w:t xml:space="preserve">.</w:t>
+      </w:r>
+    </w:p>
+    <w:p>
+      <w:pPr>
+        <w:pStyle w:val="Compact"/>
+        <w:numPr>
+          <w:ilvl w:val="0"/>
+          <w:numId w:val="1024"/>
+        </w:numPr>
+      </w:pPr>
+      <w:r>
+        <w:t xml:space="preserve">“Top-K / K-th largest /</w:t>
+      </w:r>
+      <w:r>
+        <w:t xml:space="preserve"> </w:t>
+      </w:r>
+      <w:r>
+        <w:t xml:space="preserve">‘closest K’</w:t>
+      </w:r>
+      <w:r>
+        <w:t xml:space="preserve">”</w:t>
+      </w:r>
+      <w:r>
+        <w:t xml:space="preserve"> </w:t>
+      </w:r>
+      <w:r>
+        <w:t xml:space="preserve">→</w:t>
+      </w:r>
+      <w:r>
+        <w:t xml:space="preserve"> </w:t>
+      </w:r>
+      <w:r>
+        <w:rPr>
+          <w:b/>
+          <w:bCs/>
+        </w:rPr>
+        <w:t xml:space="preserve">heap (size K)</w:t>
+      </w:r>
+      <w:r>
+        <w:t xml:space="preserve">.</w:t>
+      </w:r>
+    </w:p>
+    <w:p>
+      <w:pPr>
+        <w:pStyle w:val="Compact"/>
+        <w:numPr>
+          <w:ilvl w:val="0"/>
+          <w:numId w:val="1024"/>
+        </w:numPr>
+      </w:pPr>
+      <w:r>
+        <w:t xml:space="preserve">“Always need the current smallest/largest”</w:t>
+      </w:r>
+      <w:r>
+        <w:t xml:space="preserve"> </w:t>
+      </w:r>
+      <w:r>
+        <w:t xml:space="preserve">→</w:t>
+      </w:r>
+      <w:r>
+        <w:t xml:space="preserve"> </w:t>
+      </w:r>
+      <w:r>
+        <w:rPr>
+          <w:b/>
+          <w:bCs/>
+        </w:rPr>
+        <w:t xml:space="preserve">priority queue</w:t>
+      </w:r>
+      <w:r>
+        <w:t xml:space="preserve">.</w:t>
+      </w:r>
+    </w:p>
+    <w:p>
+      <w:pPr>
+        <w:pStyle w:val="Compact"/>
+        <w:numPr>
+          <w:ilvl w:val="0"/>
+          <w:numId w:val="1024"/>
+        </w:numPr>
+      </w:pPr>
+      <w:r>
+        <w:t xml:space="preserve">“Merge many sorted sequences”</w:t>
+      </w:r>
+      <w:r>
+        <w:t xml:space="preserve"> </w:t>
+      </w:r>
+      <w:r>
+        <w:t xml:space="preserve">→</w:t>
+      </w:r>
+      <w:r>
+        <w:t xml:space="preserve"> </w:t>
+      </w:r>
+      <w:r>
+        <w:rPr>
+          <w:b/>
+          <w:bCs/>
+        </w:rPr>
+        <w:t xml:space="preserve">min-heap of heads</w:t>
+      </w:r>
+      <w:r>
+        <w:t xml:space="preserve">.</w:t>
+      </w:r>
+    </w:p>
+    <w:p>
+      <w:pPr>
+        <w:pStyle w:val="Compact"/>
+        <w:numPr>
+          <w:ilvl w:val="0"/>
+          <w:numId w:val="1024"/>
+        </w:numPr>
+      </w:pPr>
+      <w:r>
+        <w:t xml:space="preserve">“Median of a stream”</w:t>
+      </w:r>
+      <w:r>
+        <w:t xml:space="preserve"> </w:t>
+      </w:r>
+      <w:r>
+        <w:t xml:space="preserve">→</w:t>
+      </w:r>
+      <w:r>
+        <w:t xml:space="preserve"> </w:t>
+      </w:r>
+      <w:r>
+        <w:rPr>
+          <w:b/>
+          <w:bCs/>
+        </w:rPr>
+        <w:t xml:space="preserve">two heaps</w:t>
+      </w:r>
+      <w:r>
+        <w:t xml:space="preserve">.</w:t>
+      </w:r>
+    </w:p>
+    <w:p>
+      <w:pPr>
+        <w:pStyle w:val="Compact"/>
+        <w:numPr>
+          <w:ilvl w:val="0"/>
+          <w:numId w:val="1024"/>
+        </w:numPr>
+      </w:pPr>
+      <w:r>
+        <w:t xml:space="preserve">“Explore level by level / shortest path (unweighted)”</w:t>
+      </w:r>
+      <w:r>
+        <w:t xml:space="preserve"> </w:t>
+      </w:r>
+      <w:r>
+        <w:t xml:space="preserve">→</w:t>
+      </w:r>
+      <w:r>
+        <w:t xml:space="preserve"> </w:t>
+      </w:r>
+      <w:r>
+        <w:rPr>
+          <w:b/>
+          <w:bCs/>
+        </w:rPr>
+        <w:t xml:space="preserve">queue (BFS)</w:t>
+      </w:r>
+      <w:r>
+        <w:t xml:space="preserve">.</w:t>
+      </w:r>
+    </w:p>
+    <w:p>
+      <w:pPr>
+        <w:pStyle w:val="Compact"/>
+        <w:numPr>
+          <w:ilvl w:val="0"/>
+          <w:numId w:val="1024"/>
+        </w:numPr>
+      </w:pPr>
+      <w:r>
+        <w:t xml:space="preserve">“K-th largest updated as data streams in”</w:t>
+      </w:r>
+      <w:r>
+        <w:t xml:space="preserve"> </w:t>
+      </w:r>
+      <w:r>
+        <w:t xml:space="preserve">→</w:t>
+      </w:r>
+      <w:r>
+        <w:t xml:space="preserve"> </w:t>
+      </w:r>
+      <w:r>
+        <w:rPr>
+          <w:b/>
+          <w:bCs/>
+        </w:rPr>
+        <w:t xml:space="preserve">size-K min-heap</w:t>
+      </w:r>
+      <w:r>
+        <w:t xml:space="preserve">.</w:t>
+      </w:r>
+    </w:p>
+    <w:bookmarkEnd w:id="73"/>
+    <w:bookmarkStart w:id="74" w:name="Xb9fc17a616a548bab07635914224ee63522f8c8"/>
+    <w:p>
+      <w:pPr>
+        <w:pStyle w:val="Heading2"/>
+      </w:pPr>
+      <w:r>
+        <w:t xml:space="preserve">Module 6 — Interview Questions (with follow-ups)</w:t>
+      </w:r>
+    </w:p>
+    <w:p>
+      <w:pPr>
+        <w:pStyle w:val="Compact"/>
+        <w:numPr>
+          <w:ilvl w:val="0"/>
+          <w:numId w:val="1025"/>
+        </w:numPr>
+      </w:pPr>
+      <w:r>
+        <w:rPr>
+          <w:i/>
+          <w:iCs/>
+        </w:rPr>
+        <w:t xml:space="preserve">Implement a queue with two stacks.</w:t>
+      </w:r>
+      <w:r>
+        <w:t xml:space="preserve"> </w:t>
+      </w:r>
+      <w:r>
+        <w:t xml:space="preserve">FU:</w:t>
+      </w:r>
+      <w:r>
+        <w:t xml:space="preserve"> </w:t>
+      </w:r>
+      <w:r>
+        <w:rPr>
+          <w:i/>
+          <w:iCs/>
+        </w:rPr>
+        <w:t xml:space="preserve">prove amortised O(1).</w:t>
+      </w:r>
+    </w:p>
+    <w:p>
+      <w:pPr>
+        <w:pStyle w:val="Compact"/>
+        <w:numPr>
+          <w:ilvl w:val="0"/>
+          <w:numId w:val="1025"/>
+        </w:numPr>
+      </w:pPr>
+      <w:r>
+        <w:rPr>
+          <w:i/>
+          <w:iCs/>
+        </w:rPr>
+        <w:t xml:space="preserve">Sliding window maximum.</w:t>
+      </w:r>
+      <w:r>
+        <w:t xml:space="preserve"> </w:t>
+      </w:r>
+      <w:r>
+        <w:t xml:space="preserve">FU:</w:t>
+      </w:r>
+      <w:r>
+        <w:t xml:space="preserve"> </w:t>
+      </w:r>
+      <w:r>
+        <w:rPr>
+          <w:i/>
+          <w:iCs/>
+        </w:rPr>
+        <w:t xml:space="preserve">why O(n)? what does the deque store?</w:t>
+      </w:r>
+    </w:p>
+    <w:p>
+      <w:pPr>
+        <w:pStyle w:val="Compact"/>
+        <w:numPr>
+          <w:ilvl w:val="0"/>
+          <w:numId w:val="1025"/>
+        </w:numPr>
+      </w:pPr>
+      <w:r>
+        <w:rPr>
+          <w:i/>
+          <w:iCs/>
+        </w:rPr>
+        <w:t xml:space="preserve">K-th largest element.</w:t>
+      </w:r>
+      <w:r>
+        <w:t xml:space="preserve"> </w:t>
+      </w:r>
+      <w:r>
+        <w:t xml:space="preserve">FU:</w:t>
+      </w:r>
+      <w:r>
+        <w:t xml:space="preserve"> </w:t>
+      </w:r>
+      <w:r>
+        <w:rPr>
+          <w:i/>
+          <w:iCs/>
+        </w:rPr>
+        <w:t xml:space="preserve">heap vs quickselect trade-offs.</w:t>
+      </w:r>
+    </w:p>
+    <w:p>
+      <w:pPr>
+        <w:pStyle w:val="Compact"/>
+        <w:numPr>
+          <w:ilvl w:val="0"/>
+          <w:numId w:val="1025"/>
+        </w:numPr>
+      </w:pPr>
+      <w:r>
+        <w:rPr>
+          <w:i/>
+          <w:iCs/>
+        </w:rPr>
+        <w:t xml:space="preserve">Merge k sorted lists.</w:t>
+      </w:r>
+      <w:r>
+        <w:t xml:space="preserve"> </w:t>
+      </w:r>
+      <w:r>
+        <w:t xml:space="preserve">FU:</w:t>
+      </w:r>
+      <w:r>
+        <w:t xml:space="preserve"> </w:t>
+      </w:r>
+      <w:r>
+        <w:rPr>
+          <w:i/>
+          <w:iCs/>
+        </w:rPr>
+        <w:t xml:space="preserve">complexity with a heap?</w:t>
+      </w:r>
+      <w:r>
+        <w:t xml:space="preserve"> </w:t>
+      </w:r>
+      <w:r>
+        <w:t xml:space="preserve">→ O(N log k).</w:t>
+      </w:r>
+    </w:p>
+    <w:p>
+      <w:pPr>
+        <w:pStyle w:val="Compact"/>
+        <w:numPr>
+          <w:ilvl w:val="0"/>
+          <w:numId w:val="1025"/>
+        </w:numPr>
+      </w:pPr>
+      <w:r>
+        <w:rPr>
+          <w:i/>
+          <w:iCs/>
+        </w:rPr>
+        <w:t xml:space="preserve">Median from a data stream.</w:t>
+      </w:r>
+      <w:r>
+        <w:t xml:space="preserve"> </w:t>
+      </w:r>
+      <w:r>
+        <w:t xml:space="preserve">FU:</w:t>
+      </w:r>
+      <w:r>
+        <w:t xml:space="preserve"> </w:t>
+      </w:r>
+      <w:r>
+        <w:rPr>
+          <w:i/>
+          <w:iCs/>
+        </w:rPr>
+        <w:t xml:space="preserve">which heap holds which half?</w:t>
+      </w:r>
+    </w:p>
+    <w:bookmarkEnd w:id="74"/>
+    <w:bookmarkStart w:id="75" w:name="module-6-gate-sebi-rbi-isro-perspective"/>
+    <w:p>
+      <w:pPr>
+        <w:pStyle w:val="Heading2"/>
+      </w:pPr>
+      <w:r>
+        <w:t xml:space="preserve">Module 6 — GATE / SEBI / RBI / ISRO Perspective</w:t>
+      </w:r>
+    </w:p>
+    <w:p>
+      <w:pPr>
+        <w:pStyle w:val="Compact"/>
+        <w:numPr>
+          <w:ilvl w:val="0"/>
+          <w:numId w:val="1026"/>
+        </w:numPr>
+      </w:pPr>
+      <w:r>
+        <w:rPr>
+          <w:b/>
+          <w:bCs/>
+        </w:rPr>
+        <w:t xml:space="preserve">GATE favourites:</w:t>
+      </w:r>
+      <w:r>
+        <w:t xml:space="preserve"> </w:t>
+      </w:r>
+      <w:r>
+        <w:t xml:space="preserve">circular-queue full/empty conditions and index formulas;</w:t>
+      </w:r>
+      <w:r>
+        <w:t xml:space="preserve"> </w:t>
+      </w:r>
+      <w:r>
+        <w:rPr>
+          <w:b/>
+          <w:bCs/>
+        </w:rPr>
+        <w:t xml:space="preserve">heap array index formulas</w:t>
+      </w:r>
+      <w:r>
+        <w:t xml:space="preserve">;</w:t>
+      </w:r>
+      <w:r>
+        <w:t xml:space="preserve"> </w:t>
+      </w:r>
+      <w:r>
+        <w:rPr>
+          <w:b/>
+          <w:bCs/>
+        </w:rPr>
+        <w:t xml:space="preserve">build-heap is O(n)</w:t>
+      </w:r>
+      <w:r>
+        <w:t xml:space="preserve"> </w:t>
+      </w:r>
+      <w:r>
+        <w:t xml:space="preserve">(not O(n log n));</w:t>
+      </w:r>
+      <w:r>
+        <w:t xml:space="preserve"> </w:t>
+      </w:r>
+      <w:r>
+        <w:t xml:space="preserve">heapsort complexity; number of swaps in heap operations; min/max-heap tracing.</w:t>
+      </w:r>
+    </w:p>
+    <w:p>
+      <w:pPr>
+        <w:pStyle w:val="Compact"/>
+        <w:numPr>
+          <w:ilvl w:val="0"/>
+          <w:numId w:val="1026"/>
+        </w:numPr>
+      </w:pPr>
+      <w:r>
+        <w:rPr>
+          <w:b/>
+          <w:bCs/>
+        </w:rPr>
         <w:t xml:space="preserve">SEBI/RBI IT:</w:t>
       </w:r>
       <w:r>
@@ -4470,8 +6084,8 @@
         <w:t xml:space="preserve">chaining vs open addressing, load factor, Bloom filters) — with visuals.</w:t>
       </w:r>
     </w:p>
-    <w:bookmarkEnd w:id="69"/>
-    <w:bookmarkEnd w:id="70"/>
+    <w:bookmarkEnd w:id="75"/>
+    <w:bookmarkEnd w:id="76"/>
     <w:sectPr>
       <w:footnotePr>
         <w:numRestart w:val="eachSect"/>
@@ -4843,9 +6457,6 @@
     <w:abstractNumId w:val="991"/>
   </w:num>
   <w:num w:numId="1006">
-    <w:abstractNumId w:val="991"/>
-  </w:num>
-  <w:num w:numId="1007">
     <w:abstractNumId w:val="99411"/>
     <w:lvlOverride w:ilvl="0">
       <w:startOverride w:val="1"/>
@@ -4875,13 +6486,13 @@
       <w:startOverride w:val="1"/>
     </w:lvlOverride>
   </w:num>
+  <w:num w:numId="1007">
+    <w:abstractNumId w:val="991"/>
+  </w:num>
   <w:num w:numId="1008">
     <w:abstractNumId w:val="991"/>
   </w:num>
   <w:num w:numId="1009">
-    <w:abstractNumId w:val="991"/>
-  </w:num>
-  <w:num w:numId="1010">
     <w:abstractNumId w:val="99411"/>
     <w:lvlOverride w:ilvl="0">
       <w:startOverride w:val="1"/>
@@ -4911,16 +6522,13 @@
       <w:startOverride w:val="1"/>
     </w:lvlOverride>
   </w:num>
+  <w:num w:numId="1010">
+    <w:abstractNumId w:val="991"/>
+  </w:num>
   <w:num w:numId="1011">
     <w:abstractNumId w:val="991"/>
   </w:num>
   <w:num w:numId="1012">
-    <w:abstractNumId w:val="991"/>
-  </w:num>
-  <w:num w:numId="1013">
-    <w:abstractNumId w:val="991"/>
-  </w:num>
-  <w:num w:numId="1014">
     <w:abstractNumId w:val="99411"/>
     <w:lvlOverride w:ilvl="0">
       <w:startOverride w:val="1"/>
@@ -4949,6 +6557,12 @@
     <w:lvlOverride w:ilvl="8">
       <w:startOverride w:val="1"/>
     </w:lvlOverride>
+  </w:num>
+  <w:num w:numId="1013">
+    <w:abstractNumId w:val="991"/>
+  </w:num>
+  <w:num w:numId="1014">
+    <w:abstractNumId w:val="991"/>
   </w:num>
   <w:num w:numId="1015">
     <w:abstractNumId w:val="991"/>
@@ -4993,9 +6607,6 @@
     <w:abstractNumId w:val="991"/>
   </w:num>
   <w:num w:numId="1020">
-    <w:abstractNumId w:val="991"/>
-  </w:num>
-  <w:num w:numId="1021">
     <w:abstractNumId w:val="99411"/>
     <w:lvlOverride w:ilvl="0">
       <w:startOverride w:val="1"/>
@@ -5025,7 +6636,49 @@
       <w:startOverride w:val="1"/>
     </w:lvlOverride>
   </w:num>
+  <w:num w:numId="1021">
+    <w:abstractNumId w:val="991"/>
+  </w:num>
   <w:num w:numId="1022">
+    <w:abstractNumId w:val="991"/>
+  </w:num>
+  <w:num w:numId="1023">
+    <w:abstractNumId w:val="991"/>
+  </w:num>
+  <w:num w:numId="1024">
+    <w:abstractNumId w:val="991"/>
+  </w:num>
+  <w:num w:numId="1025">
+    <w:abstractNumId w:val="99411"/>
+    <w:lvlOverride w:ilvl="0">
+      <w:startOverride w:val="1"/>
+    </w:lvlOverride>
+    <w:lvlOverride w:ilvl="1">
+      <w:startOverride w:val="1"/>
+    </w:lvlOverride>
+    <w:lvlOverride w:ilvl="2">
+      <w:startOverride w:val="1"/>
+    </w:lvlOverride>
+    <w:lvlOverride w:ilvl="3">
+      <w:startOverride w:val="1"/>
+    </w:lvlOverride>
+    <w:lvlOverride w:ilvl="4">
+      <w:startOverride w:val="1"/>
+    </w:lvlOverride>
+    <w:lvlOverride w:ilvl="5">
+      <w:startOverride w:val="1"/>
+    </w:lvlOverride>
+    <w:lvlOverride w:ilvl="6">
+      <w:startOverride w:val="1"/>
+    </w:lvlOverride>
+    <w:lvlOverride w:ilvl="7">
+      <w:startOverride w:val="1"/>
+    </w:lvlOverride>
+    <w:lvlOverride w:ilvl="8">
+      <w:startOverride w:val="1"/>
+    </w:lvlOverride>
+  </w:num>
+  <w:num w:numId="1026">
     <w:abstractNumId w:val="991"/>
   </w:num>
 </w:numbering>

--- a/SITP/DSA-Notes/M06_Queues_Heaps.docx
+++ b/SITP/DSA-Notes/M06_Queues_Heaps.docx
@@ -7220,24 +7220,34 @@
   <w:style w:default="1" w:styleId="Table" w:type="table">
     <w:name w:val="Table"/>
     <w:basedOn w:val="TableNormal"/>
-    <w:semiHidden/>
-    <w:unhideWhenUsed/>
     <w:qFormat/>
     <w:tblPr>
       <w:tblInd w:type="dxa" w:w="0"/>
+      <w:tblBorders>
+        <w:top w:color="808080" w:space="0" w:sz="4" w:val="single"/>
+        <w:left w:color="808080" w:space="0" w:sz="4" w:val="single"/>
+        <w:bottom w:color="808080" w:space="0" w:sz="4" w:val="single"/>
+        <w:right w:color="808080" w:space="0" w:sz="4" w:val="single"/>
+        <w:insideH w:color="BFBFBF" w:space="0" w:sz="4" w:val="single"/>
+        <w:insideV w:color="BFBFBF" w:space="0" w:sz="4" w:val="single"/>
+      </w:tblBorders>
       <w:tblCellMar>
-        <w:top w:type="dxa" w:w="0"/>
+        <w:top w:type="dxa" w:w="40"/>
         <w:left w:type="dxa" w:w="108"/>
-        <w:bottom w:type="dxa" w:w="0"/>
+        <w:bottom w:type="dxa" w:w="40"/>
         <w:right w:type="dxa" w:w="108"/>
       </w:tblCellMar>
     </w:tblPr>
     <w:tblStylePr w:type="firstRow">
+      <w:rPr>
+        <w:b/>
+      </w:rPr>
       <w:tcPr>
+        <w:shd w:color="auto" w:fill="DDEBF7" w:val="clear"/>
         <w:tcBorders>
-          <w:bottom w:val="single"/>
+          <w:bottom w:color="1F4E78" w:space="0" w:sz="8" w:val="single"/>
         </w:tcBorders>
-        <w:vAlign w:val="bottom"/>
+        <w:vAlign w:val="center"/>
       </w:tcPr>
     </w:tblStylePr>
   </w:style>
